--- a/ТПО Отчет по ЛР1.docx
+++ b/ТПО Отчет по ЛР1.docx
@@ -511,8 +511,6 @@
         </w:rPr>
         <w:t xml:space="preserve"> К.М.</w:t>
       </w:r>
-      <w:bookmarkStart w:id="0" w:name="_GoBack"/>
-      <w:bookmarkEnd w:id="0"/>
     </w:p>
     <w:p>
       <w:pPr>
@@ -3563,55 +3561,108 @@
       <w:pPr>
         <w:rPr>
           <w:rFonts w:ascii="Times New Roman" w:hAnsi="Times New Roman"/>
-        </w:rPr>
-      </w:pPr>
+          <w:lang w:val="en-US"/>
+        </w:rPr>
+      </w:pPr>
+      <w:r>
+        <w:rPr>
+          <w:rFonts w:ascii="Times New Roman" w:hAnsi="Times New Roman"/>
+          <w:lang w:val="en-US"/>
+        </w:rPr>
+        <w:t>Operation &lt;&lt;interface&gt;&gt;</w:t>
+      </w:r>
+    </w:p>
+    <w:p>
+      <w:pPr>
+        <w:rPr>
+          <w:rFonts w:ascii="Times New Roman" w:hAnsi="Times New Roman"/>
+          <w:lang w:val="en-US"/>
+        </w:rPr>
+      </w:pPr>
+      <w:r>
+        <w:rPr>
+          <w:rFonts w:ascii="Times New Roman" w:hAnsi="Times New Roman"/>
+          <w:lang w:val="en-US"/>
+        </w:rPr>
+        <w:t>├── Addition</w:t>
+      </w:r>
+    </w:p>
+    <w:p>
+      <w:pPr>
+        <w:rPr>
+          <w:rFonts w:ascii="Times New Roman" w:hAnsi="Times New Roman"/>
+          <w:lang w:val="en-US"/>
+        </w:rPr>
+      </w:pPr>
+      <w:r>
+        <w:rPr>
+          <w:rFonts w:ascii="Times New Roman" w:hAnsi="Times New Roman"/>
+          <w:lang w:val="en-US"/>
+        </w:rPr>
+        <w:t>├── Subtraction</w:t>
+      </w:r>
+    </w:p>
+    <w:p>
+      <w:pPr>
+        <w:rPr>
+          <w:rFonts w:ascii="Times New Roman" w:hAnsi="Times New Roman"/>
+        </w:rPr>
+      </w:pPr>
+      <w:r>
+        <w:rPr>
+          <w:rFonts w:ascii="Times New Roman" w:hAnsi="Times New Roman"/>
+        </w:rPr>
+        <w:t xml:space="preserve">├── </w:t>
+      </w:r>
       <w:proofErr w:type="spellStart"/>
       <w:r>
         <w:rPr>
           <w:rFonts w:ascii="Times New Roman" w:hAnsi="Times New Roman"/>
         </w:rPr>
-        <w:t>Operation</w:t>
+        <w:t>Multiplication</w:t>
       </w:r>
       <w:proofErr w:type="spellEnd"/>
-      <w:r>
-        <w:rPr>
-          <w:rFonts w:ascii="Times New Roman" w:hAnsi="Times New Roman"/>
-        </w:rPr>
-        <w:t xml:space="preserve"> &lt;&lt;</w:t>
+    </w:p>
+    <w:p>
+      <w:pPr>
+        <w:rPr>
+          <w:rFonts w:ascii="Times New Roman" w:hAnsi="Times New Roman"/>
+        </w:rPr>
+      </w:pPr>
+      <w:r>
+        <w:rPr>
+          <w:rFonts w:ascii="Times New Roman" w:hAnsi="Times New Roman"/>
+        </w:rPr>
+        <w:t xml:space="preserve">└── </w:t>
       </w:r>
       <w:proofErr w:type="spellStart"/>
       <w:r>
         <w:rPr>
           <w:rFonts w:ascii="Times New Roman" w:hAnsi="Times New Roman"/>
         </w:rPr>
-        <w:t>interface</w:t>
+        <w:t>Division</w:t>
       </w:r>
       <w:proofErr w:type="spellEnd"/>
-      <w:r>
-        <w:rPr>
-          <w:rFonts w:ascii="Times New Roman" w:hAnsi="Times New Roman"/>
-        </w:rPr>
-        <w:t>&gt;&gt;</w:t>
-      </w:r>
-    </w:p>
-    <w:p>
-      <w:pPr>
-        <w:rPr>
-          <w:rFonts w:ascii="Times New Roman" w:hAnsi="Times New Roman"/>
-        </w:rPr>
-      </w:pPr>
-      <w:r>
-        <w:rPr>
-          <w:rFonts w:ascii="Times New Roman" w:hAnsi="Times New Roman"/>
-        </w:rPr>
-        <w:t xml:space="preserve">├── </w:t>
-      </w:r>
+    </w:p>
+    <w:p>
+      <w:pPr>
+        <w:rPr>
+          <w:rFonts w:ascii="Times New Roman" w:hAnsi="Times New Roman"/>
+        </w:rPr>
+      </w:pPr>
+    </w:p>
+    <w:p>
+      <w:pPr>
+        <w:rPr>
+          <w:rFonts w:ascii="Times New Roman" w:hAnsi="Times New Roman"/>
+        </w:rPr>
+      </w:pPr>
       <w:proofErr w:type="spellStart"/>
       <w:r>
         <w:rPr>
           <w:rFonts w:ascii="Times New Roman" w:hAnsi="Times New Roman"/>
         </w:rPr>
-        <w:t>Addition</w:t>
+        <w:t>Calculator</w:t>
       </w:r>
       <w:proofErr w:type="spellEnd"/>
     </w:p>
@@ -3619,2207 +3670,1214 @@
       <w:pPr>
         <w:rPr>
           <w:rFonts w:ascii="Times New Roman" w:hAnsi="Times New Roman"/>
-        </w:rPr>
-      </w:pPr>
-      <w:r>
-        <w:rPr>
-          <w:rFonts w:ascii="Times New Roman" w:hAnsi="Times New Roman"/>
-        </w:rPr>
-        <w:t xml:space="preserve">├── </w:t>
+          <w:lang w:val="en-US"/>
+        </w:rPr>
+      </w:pPr>
+      <w:r>
+        <w:rPr>
+          <w:rFonts w:ascii="Times New Roman" w:hAnsi="Times New Roman"/>
+          <w:lang w:val="en-US"/>
+        </w:rPr>
+        <w:t>├── operations: Map&lt;String, Operation&gt;</w:t>
+      </w:r>
+    </w:p>
+    <w:p>
+      <w:pPr>
+        <w:rPr>
+          <w:rFonts w:ascii="Times New Roman" w:hAnsi="Times New Roman"/>
+          <w:lang w:val="en-US"/>
+        </w:rPr>
+      </w:pPr>
+      <w:r>
+        <w:rPr>
+          <w:rFonts w:ascii="Times New Roman" w:hAnsi="Times New Roman"/>
+          <w:lang w:val="en-US"/>
+        </w:rPr>
+        <w:t xml:space="preserve">└── </w:t>
+      </w:r>
+      <w:proofErr w:type="gramStart"/>
+      <w:r>
+        <w:rPr>
+          <w:rFonts w:ascii="Times New Roman" w:hAnsi="Times New Roman"/>
+          <w:lang w:val="en-US"/>
+        </w:rPr>
+        <w:t>calculate(</w:t>
+      </w:r>
+      <w:proofErr w:type="gramEnd"/>
+      <w:r>
+        <w:rPr>
+          <w:rFonts w:ascii="Times New Roman" w:hAnsi="Times New Roman"/>
+          <w:lang w:val="en-US"/>
+        </w:rPr>
+        <w:t>operand1: double, operand2: double, operator: String): double</w:t>
+      </w:r>
+    </w:p>
+    <w:p>
+      <w:pPr>
+        <w:rPr>
+          <w:rFonts w:ascii="Times New Roman" w:hAnsi="Times New Roman"/>
+          <w:sz w:val="24"/>
+          <w:szCs w:val="24"/>
+          <w:lang w:val="en-US"/>
+        </w:rPr>
+      </w:pPr>
+      <w:r>
+        <w:rPr>
+          <w:rFonts w:ascii="Times New Roman" w:hAnsi="Times New Roman"/>
+          <w:sz w:val="24"/>
+          <w:szCs w:val="24"/>
+          <w:lang w:val="en-US"/>
+        </w:rPr>
+        <w:t xml:space="preserve">5. </w:t>
+      </w:r>
+      <w:r>
+        <w:rPr>
+          <w:rFonts w:ascii="Times New Roman" w:hAnsi="Times New Roman"/>
+          <w:sz w:val="24"/>
+          <w:szCs w:val="24"/>
+        </w:rPr>
+        <w:t>Реализация</w:t>
+      </w:r>
+    </w:p>
+    <w:p>
+      <w:pPr>
+        <w:spacing w:after="0" w:line="240" w:lineRule="auto"/>
+        <w:rPr>
+          <w:sz w:val="16"/>
+          <w:lang w:val="en-US"/>
+        </w:rPr>
+      </w:pPr>
+      <w:r>
+        <w:rPr>
+          <w:sz w:val="16"/>
+          <w:lang w:val="en-US"/>
+        </w:rPr>
+        <w:t xml:space="preserve">package </w:t>
       </w:r>
       <w:proofErr w:type="spellStart"/>
       <w:r>
         <w:rPr>
-          <w:rFonts w:ascii="Times New Roman" w:hAnsi="Times New Roman"/>
-        </w:rPr>
-        <w:t>Subtraction</w:t>
+          <w:sz w:val="16"/>
+          <w:lang w:val="en-US"/>
+        </w:rPr>
+        <w:t>com.</w:t>
+      </w:r>
+      <w:proofErr w:type="gramStart"/>
+      <w:r>
+        <w:rPr>
+          <w:sz w:val="16"/>
+          <w:lang w:val="en-US"/>
+        </w:rPr>
+        <w:t>example.calculator</w:t>
       </w:r>
       <w:proofErr w:type="spellEnd"/>
-    </w:p>
-    <w:p>
-      <w:pPr>
-        <w:rPr>
-          <w:rFonts w:ascii="Times New Roman" w:hAnsi="Times New Roman"/>
-        </w:rPr>
-      </w:pPr>
-      <w:r>
-        <w:rPr>
-          <w:rFonts w:ascii="Times New Roman" w:hAnsi="Times New Roman"/>
-        </w:rPr>
-        <w:t xml:space="preserve">├── </w:t>
+      <w:proofErr w:type="gramEnd"/>
+      <w:r>
+        <w:rPr>
+          <w:sz w:val="16"/>
+          <w:lang w:val="en-US"/>
+        </w:rPr>
+        <w:t>;</w:t>
+      </w:r>
+    </w:p>
+    <w:p>
+      <w:pPr>
+        <w:spacing w:after="0" w:line="240" w:lineRule="auto"/>
+        <w:rPr>
+          <w:sz w:val="16"/>
+          <w:lang w:val="en-US"/>
+        </w:rPr>
+      </w:pPr>
+    </w:p>
+    <w:p>
+      <w:pPr>
+        <w:spacing w:after="0" w:line="240" w:lineRule="auto"/>
+        <w:rPr>
+          <w:sz w:val="16"/>
+          <w:lang w:val="en-US"/>
+        </w:rPr>
+      </w:pPr>
+      <w:r>
+        <w:rPr>
+          <w:sz w:val="16"/>
+          <w:lang w:val="en-US"/>
+        </w:rPr>
+        <w:t>public interface Operation {</w:t>
+      </w:r>
+    </w:p>
+    <w:p>
+      <w:pPr>
+        <w:spacing w:after="0" w:line="240" w:lineRule="auto"/>
+        <w:rPr>
+          <w:sz w:val="16"/>
+          <w:lang w:val="en-US"/>
+        </w:rPr>
+      </w:pPr>
+      <w:r>
+        <w:rPr>
+          <w:sz w:val="16"/>
+          <w:lang w:val="en-US"/>
+        </w:rPr>
+        <w:t xml:space="preserve">    double </w:t>
+      </w:r>
+      <w:proofErr w:type="gramStart"/>
+      <w:r>
+        <w:rPr>
+          <w:sz w:val="16"/>
+          <w:lang w:val="en-US"/>
+        </w:rPr>
+        <w:t>execute(</w:t>
+      </w:r>
+      <w:proofErr w:type="gramEnd"/>
+      <w:r>
+        <w:rPr>
+          <w:sz w:val="16"/>
+          <w:lang w:val="en-US"/>
+        </w:rPr>
+        <w:t>double operand1, double operand2);</w:t>
+      </w:r>
+    </w:p>
+    <w:p>
+      <w:pPr>
+        <w:spacing w:after="0" w:line="240" w:lineRule="auto"/>
+        <w:rPr>
+          <w:sz w:val="16"/>
+          <w:lang w:val="en-US"/>
+        </w:rPr>
+      </w:pPr>
+      <w:r>
+        <w:rPr>
+          <w:sz w:val="16"/>
+          <w:lang w:val="en-US"/>
+        </w:rPr>
+        <w:t>}</w:t>
+      </w:r>
+    </w:p>
+    <w:p>
+      <w:pPr>
+        <w:spacing w:after="0" w:line="240" w:lineRule="auto"/>
+        <w:rPr>
+          <w:sz w:val="16"/>
+          <w:lang w:val="en-US"/>
+        </w:rPr>
+      </w:pPr>
+      <w:r>
+        <w:rPr>
+          <w:sz w:val="16"/>
+          <w:lang w:val="en-US"/>
+        </w:rPr>
+        <w:t xml:space="preserve">package </w:t>
       </w:r>
       <w:proofErr w:type="spellStart"/>
       <w:r>
         <w:rPr>
-          <w:rFonts w:ascii="Times New Roman" w:hAnsi="Times New Roman"/>
-        </w:rPr>
-        <w:t>Multiplication</w:t>
+          <w:sz w:val="16"/>
+          <w:lang w:val="en-US"/>
+        </w:rPr>
+        <w:t>com.</w:t>
+      </w:r>
+      <w:proofErr w:type="gramStart"/>
+      <w:r>
+        <w:rPr>
+          <w:sz w:val="16"/>
+          <w:lang w:val="en-US"/>
+        </w:rPr>
+        <w:t>example.calculator</w:t>
       </w:r>
       <w:proofErr w:type="spellEnd"/>
-    </w:p>
-    <w:p>
-      <w:pPr>
-        <w:rPr>
-          <w:rFonts w:ascii="Times New Roman" w:hAnsi="Times New Roman"/>
-        </w:rPr>
-      </w:pPr>
-      <w:r>
-        <w:rPr>
-          <w:rFonts w:ascii="Times New Roman" w:hAnsi="Times New Roman"/>
-        </w:rPr>
-        <w:t xml:space="preserve">└── </w:t>
+      <w:proofErr w:type="gramEnd"/>
+      <w:r>
+        <w:rPr>
+          <w:sz w:val="16"/>
+          <w:lang w:val="en-US"/>
+        </w:rPr>
+        <w:t>;</w:t>
+      </w:r>
+    </w:p>
+    <w:p>
+      <w:pPr>
+        <w:spacing w:after="0" w:line="240" w:lineRule="auto"/>
+        <w:rPr>
+          <w:sz w:val="16"/>
+          <w:lang w:val="en-US"/>
+        </w:rPr>
+      </w:pPr>
+    </w:p>
+    <w:p>
+      <w:pPr>
+        <w:spacing w:after="0" w:line="240" w:lineRule="auto"/>
+        <w:rPr>
+          <w:sz w:val="16"/>
+          <w:lang w:val="en-US"/>
+        </w:rPr>
+      </w:pPr>
+      <w:r>
+        <w:rPr>
+          <w:sz w:val="16"/>
+          <w:lang w:val="en-US"/>
+        </w:rPr>
+        <w:t xml:space="preserve">public class Addition </w:t>
+      </w:r>
+      <w:proofErr w:type="gramStart"/>
+      <w:r>
+        <w:rPr>
+          <w:sz w:val="16"/>
+          <w:lang w:val="en-US"/>
+        </w:rPr>
+        <w:t>implements</w:t>
+      </w:r>
+      <w:proofErr w:type="gramEnd"/>
+      <w:r>
+        <w:rPr>
+          <w:sz w:val="16"/>
+          <w:lang w:val="en-US"/>
+        </w:rPr>
+        <w:t xml:space="preserve"> Operation {</w:t>
+      </w:r>
+    </w:p>
+    <w:p>
+      <w:pPr>
+        <w:spacing w:after="0" w:line="240" w:lineRule="auto"/>
+        <w:rPr>
+          <w:sz w:val="16"/>
+        </w:rPr>
+      </w:pPr>
+      <w:r>
+        <w:rPr>
+          <w:sz w:val="16"/>
+          <w:lang w:val="en-US"/>
+        </w:rPr>
+        <w:t xml:space="preserve">    </w:t>
+      </w:r>
+      <w:r>
+        <w:rPr>
+          <w:sz w:val="16"/>
+        </w:rPr>
+        <w:t>@</w:t>
       </w:r>
       <w:proofErr w:type="spellStart"/>
       <w:r>
         <w:rPr>
-          <w:rFonts w:ascii="Times New Roman" w:hAnsi="Times New Roman"/>
-        </w:rPr>
-        <w:t>Division</w:t>
+          <w:sz w:val="16"/>
+        </w:rPr>
+        <w:t>Override</w:t>
       </w:r>
       <w:proofErr w:type="spellEnd"/>
     </w:p>
     <w:p>
       <w:pPr>
-        <w:rPr>
-          <w:rFonts w:ascii="Times New Roman" w:hAnsi="Times New Roman"/>
-        </w:rPr>
-      </w:pPr>
-    </w:p>
-    <w:p>
-      <w:pPr>
-        <w:rPr>
-          <w:rFonts w:ascii="Times New Roman" w:hAnsi="Times New Roman"/>
-        </w:rPr>
-      </w:pPr>
+        <w:spacing w:after="0" w:line="240" w:lineRule="auto"/>
+        <w:rPr>
+          <w:sz w:val="16"/>
+          <w:lang w:val="en-US"/>
+        </w:rPr>
+      </w:pPr>
+      <w:r>
+        <w:rPr>
+          <w:sz w:val="16"/>
+        </w:rPr>
+        <w:t xml:space="preserve">    </w:t>
+      </w:r>
+      <w:r>
+        <w:rPr>
+          <w:sz w:val="16"/>
+          <w:lang w:val="en-US"/>
+        </w:rPr>
+        <w:t xml:space="preserve">public double </w:t>
+      </w:r>
+      <w:proofErr w:type="gramStart"/>
+      <w:r>
+        <w:rPr>
+          <w:sz w:val="16"/>
+          <w:lang w:val="en-US"/>
+        </w:rPr>
+        <w:t>execute(</w:t>
+      </w:r>
+      <w:proofErr w:type="gramEnd"/>
+      <w:r>
+        <w:rPr>
+          <w:sz w:val="16"/>
+          <w:lang w:val="en-US"/>
+        </w:rPr>
+        <w:t>double operand1, double operand2) {</w:t>
+      </w:r>
+    </w:p>
+    <w:p>
+      <w:pPr>
+        <w:spacing w:after="0" w:line="240" w:lineRule="auto"/>
+        <w:rPr>
+          <w:sz w:val="16"/>
+          <w:lang w:val="en-US"/>
+        </w:rPr>
+      </w:pPr>
+      <w:r>
+        <w:rPr>
+          <w:sz w:val="16"/>
+          <w:lang w:val="en-US"/>
+        </w:rPr>
+        <w:t xml:space="preserve">        return operand1 + operand2;</w:t>
+      </w:r>
+    </w:p>
+    <w:p>
+      <w:pPr>
+        <w:spacing w:after="0" w:line="240" w:lineRule="auto"/>
+        <w:rPr>
+          <w:sz w:val="16"/>
+          <w:lang w:val="en-US"/>
+        </w:rPr>
+      </w:pPr>
+      <w:r>
+        <w:rPr>
+          <w:sz w:val="16"/>
+          <w:lang w:val="en-US"/>
+        </w:rPr>
+        <w:t xml:space="preserve">    }</w:t>
+      </w:r>
+    </w:p>
+    <w:p>
+      <w:pPr>
+        <w:spacing w:after="0" w:line="240" w:lineRule="auto"/>
+        <w:rPr>
+          <w:sz w:val="16"/>
+          <w:lang w:val="en-US"/>
+        </w:rPr>
+      </w:pPr>
+      <w:r>
+        <w:rPr>
+          <w:sz w:val="16"/>
+          <w:lang w:val="en-US"/>
+        </w:rPr>
+        <w:t>}</w:t>
+      </w:r>
+    </w:p>
+    <w:p>
+      <w:pPr>
+        <w:spacing w:after="0" w:line="240" w:lineRule="auto"/>
+        <w:rPr>
+          <w:sz w:val="16"/>
+          <w:lang w:val="en-US"/>
+        </w:rPr>
+      </w:pPr>
+      <w:r>
+        <w:rPr>
+          <w:sz w:val="16"/>
+          <w:lang w:val="en-US"/>
+        </w:rPr>
+        <w:t xml:space="preserve">package </w:t>
+      </w:r>
       <w:proofErr w:type="spellStart"/>
       <w:r>
         <w:rPr>
-          <w:rFonts w:ascii="Times New Roman" w:hAnsi="Times New Roman"/>
-        </w:rPr>
-        <w:t>Calculator</w:t>
+          <w:sz w:val="16"/>
+          <w:lang w:val="en-US"/>
+        </w:rPr>
+        <w:t>com.</w:t>
+      </w:r>
+      <w:proofErr w:type="gramStart"/>
+      <w:r>
+        <w:rPr>
+          <w:sz w:val="16"/>
+          <w:lang w:val="en-US"/>
+        </w:rPr>
+        <w:t>example.calculator</w:t>
       </w:r>
       <w:proofErr w:type="spellEnd"/>
-    </w:p>
-    <w:p>
-      <w:pPr>
-        <w:rPr>
-          <w:rFonts w:ascii="Times New Roman" w:hAnsi="Times New Roman"/>
-        </w:rPr>
-      </w:pPr>
-      <w:r>
-        <w:rPr>
-          <w:rFonts w:ascii="Times New Roman" w:hAnsi="Times New Roman"/>
-        </w:rPr>
-        <w:t xml:space="preserve">├── </w:t>
+      <w:proofErr w:type="gramEnd"/>
+      <w:r>
+        <w:rPr>
+          <w:sz w:val="16"/>
+          <w:lang w:val="en-US"/>
+        </w:rPr>
+        <w:t>;</w:t>
+      </w:r>
+    </w:p>
+    <w:p>
+      <w:pPr>
+        <w:spacing w:after="0" w:line="240" w:lineRule="auto"/>
+        <w:rPr>
+          <w:sz w:val="16"/>
+          <w:lang w:val="en-US"/>
+        </w:rPr>
+      </w:pPr>
+    </w:p>
+    <w:p>
+      <w:pPr>
+        <w:spacing w:after="0" w:line="240" w:lineRule="auto"/>
+        <w:rPr>
+          <w:sz w:val="16"/>
+          <w:lang w:val="en-US"/>
+        </w:rPr>
+      </w:pPr>
+      <w:r>
+        <w:rPr>
+          <w:sz w:val="16"/>
+          <w:lang w:val="en-US"/>
+        </w:rPr>
+        <w:t xml:space="preserve">public class Subtraction </w:t>
+      </w:r>
+      <w:proofErr w:type="gramStart"/>
+      <w:r>
+        <w:rPr>
+          <w:sz w:val="16"/>
+          <w:lang w:val="en-US"/>
+        </w:rPr>
+        <w:t>implements</w:t>
+      </w:r>
+      <w:proofErr w:type="gramEnd"/>
+      <w:r>
+        <w:rPr>
+          <w:sz w:val="16"/>
+          <w:lang w:val="en-US"/>
+        </w:rPr>
+        <w:t xml:space="preserve"> Operation {</w:t>
+      </w:r>
+    </w:p>
+    <w:p>
+      <w:pPr>
+        <w:spacing w:after="0" w:line="240" w:lineRule="auto"/>
+        <w:rPr>
+          <w:sz w:val="16"/>
+        </w:rPr>
+      </w:pPr>
+      <w:r>
+        <w:rPr>
+          <w:sz w:val="16"/>
+          <w:lang w:val="en-US"/>
+        </w:rPr>
+        <w:t xml:space="preserve">    </w:t>
+      </w:r>
+      <w:r>
+        <w:rPr>
+          <w:sz w:val="16"/>
+        </w:rPr>
+        <w:t>@</w:t>
       </w:r>
       <w:proofErr w:type="spellStart"/>
       <w:r>
         <w:rPr>
-          <w:rFonts w:ascii="Times New Roman" w:hAnsi="Times New Roman"/>
-        </w:rPr>
-        <w:t>operations</w:t>
+          <w:sz w:val="16"/>
+        </w:rPr>
+        <w:t>Override</w:t>
       </w:r>
       <w:proofErr w:type="spellEnd"/>
-      <w:r>
-        <w:rPr>
-          <w:rFonts w:ascii="Times New Roman" w:hAnsi="Times New Roman"/>
-        </w:rPr>
-        <w:t xml:space="preserve">: </w:t>
+    </w:p>
+    <w:p>
+      <w:pPr>
+        <w:spacing w:after="0" w:line="240" w:lineRule="auto"/>
+        <w:rPr>
+          <w:sz w:val="16"/>
+          <w:lang w:val="en-US"/>
+        </w:rPr>
+      </w:pPr>
+      <w:r>
+        <w:rPr>
+          <w:sz w:val="16"/>
+        </w:rPr>
+        <w:t xml:space="preserve">    </w:t>
+      </w:r>
+      <w:r>
+        <w:rPr>
+          <w:sz w:val="16"/>
+          <w:lang w:val="en-US"/>
+        </w:rPr>
+        <w:t xml:space="preserve">public double </w:t>
+      </w:r>
+      <w:proofErr w:type="gramStart"/>
+      <w:r>
+        <w:rPr>
+          <w:sz w:val="16"/>
+          <w:lang w:val="en-US"/>
+        </w:rPr>
+        <w:t>execute(</w:t>
+      </w:r>
+      <w:proofErr w:type="gramEnd"/>
+      <w:r>
+        <w:rPr>
+          <w:sz w:val="16"/>
+          <w:lang w:val="en-US"/>
+        </w:rPr>
+        <w:t>double operand1, double operand2) {</w:t>
+      </w:r>
+    </w:p>
+    <w:p>
+      <w:pPr>
+        <w:spacing w:after="0" w:line="240" w:lineRule="auto"/>
+        <w:rPr>
+          <w:sz w:val="16"/>
+          <w:lang w:val="en-US"/>
+        </w:rPr>
+      </w:pPr>
+      <w:r>
+        <w:rPr>
+          <w:sz w:val="16"/>
+          <w:lang w:val="en-US"/>
+        </w:rPr>
+        <w:t xml:space="preserve">        return operand1 - operand2;</w:t>
+      </w:r>
+    </w:p>
+    <w:p>
+      <w:pPr>
+        <w:spacing w:after="0" w:line="240" w:lineRule="auto"/>
+        <w:rPr>
+          <w:sz w:val="16"/>
+          <w:lang w:val="en-US"/>
+        </w:rPr>
+      </w:pPr>
+      <w:r>
+        <w:rPr>
+          <w:sz w:val="16"/>
+          <w:lang w:val="en-US"/>
+        </w:rPr>
+        <w:t xml:space="preserve">    }</w:t>
+      </w:r>
+    </w:p>
+    <w:p>
+      <w:pPr>
+        <w:spacing w:after="0" w:line="240" w:lineRule="auto"/>
+        <w:rPr>
+          <w:sz w:val="16"/>
+          <w:lang w:val="en-US"/>
+        </w:rPr>
+      </w:pPr>
+      <w:r>
+        <w:rPr>
+          <w:sz w:val="16"/>
+          <w:lang w:val="en-US"/>
+        </w:rPr>
+        <w:t>}</w:t>
+      </w:r>
+    </w:p>
+    <w:p>
+      <w:pPr>
+        <w:spacing w:after="0" w:line="240" w:lineRule="auto"/>
+        <w:rPr>
+          <w:sz w:val="16"/>
+          <w:lang w:val="en-US"/>
+        </w:rPr>
+      </w:pPr>
+      <w:r>
+        <w:rPr>
+          <w:sz w:val="16"/>
+          <w:lang w:val="en-US"/>
+        </w:rPr>
+        <w:t xml:space="preserve">package </w:t>
+      </w:r>
+      <w:proofErr w:type="spellStart"/>
+      <w:r>
+        <w:rPr>
+          <w:sz w:val="16"/>
+          <w:lang w:val="en-US"/>
+        </w:rPr>
+        <w:t>com.</w:t>
+      </w:r>
+      <w:proofErr w:type="gramStart"/>
+      <w:r>
+        <w:rPr>
+          <w:sz w:val="16"/>
+          <w:lang w:val="en-US"/>
+        </w:rPr>
+        <w:t>example.calculator</w:t>
+      </w:r>
+      <w:proofErr w:type="spellEnd"/>
+      <w:proofErr w:type="gramEnd"/>
+      <w:r>
+        <w:rPr>
+          <w:sz w:val="16"/>
+          <w:lang w:val="en-US"/>
+        </w:rPr>
+        <w:t>;</w:t>
+      </w:r>
+    </w:p>
+    <w:p>
+      <w:pPr>
+        <w:spacing w:after="0" w:line="240" w:lineRule="auto"/>
+        <w:rPr>
+          <w:sz w:val="16"/>
+          <w:lang w:val="en-US"/>
+        </w:rPr>
+      </w:pPr>
+    </w:p>
+    <w:p>
+      <w:pPr>
+        <w:spacing w:after="0" w:line="240" w:lineRule="auto"/>
+        <w:rPr>
+          <w:sz w:val="16"/>
+          <w:lang w:val="en-US"/>
+        </w:rPr>
+      </w:pPr>
+      <w:r>
+        <w:rPr>
+          <w:sz w:val="16"/>
+          <w:lang w:val="en-US"/>
+        </w:rPr>
+        <w:t xml:space="preserve">public class Multiplication </w:t>
+      </w:r>
+      <w:proofErr w:type="gramStart"/>
+      <w:r>
+        <w:rPr>
+          <w:sz w:val="16"/>
+          <w:lang w:val="en-US"/>
+        </w:rPr>
+        <w:t>implements</w:t>
+      </w:r>
+      <w:proofErr w:type="gramEnd"/>
+      <w:r>
+        <w:rPr>
+          <w:sz w:val="16"/>
+          <w:lang w:val="en-US"/>
+        </w:rPr>
+        <w:t xml:space="preserve"> Operation {</w:t>
+      </w:r>
+    </w:p>
+    <w:p>
+      <w:pPr>
+        <w:spacing w:after="0" w:line="240" w:lineRule="auto"/>
+        <w:rPr>
+          <w:sz w:val="16"/>
+        </w:rPr>
+      </w:pPr>
+      <w:r>
+        <w:rPr>
+          <w:sz w:val="16"/>
+          <w:lang w:val="en-US"/>
+        </w:rPr>
+        <w:t xml:space="preserve">    </w:t>
+      </w:r>
+      <w:r>
+        <w:rPr>
+          <w:sz w:val="16"/>
+        </w:rPr>
+        <w:t>@</w:t>
+      </w:r>
+      <w:proofErr w:type="spellStart"/>
+      <w:r>
+        <w:rPr>
+          <w:sz w:val="16"/>
+        </w:rPr>
+        <w:t>Override</w:t>
+      </w:r>
+      <w:proofErr w:type="spellEnd"/>
+    </w:p>
+    <w:p>
+      <w:pPr>
+        <w:spacing w:after="0" w:line="240" w:lineRule="auto"/>
+        <w:rPr>
+          <w:sz w:val="16"/>
+          <w:lang w:val="en-US"/>
+        </w:rPr>
+      </w:pPr>
+      <w:r>
+        <w:rPr>
+          <w:sz w:val="16"/>
+        </w:rPr>
+        <w:lastRenderedPageBreak/>
+        <w:t xml:space="preserve">    </w:t>
+      </w:r>
+      <w:r>
+        <w:rPr>
+          <w:sz w:val="16"/>
+          <w:lang w:val="en-US"/>
+        </w:rPr>
+        <w:t xml:space="preserve">public double </w:t>
+      </w:r>
+      <w:proofErr w:type="gramStart"/>
+      <w:r>
+        <w:rPr>
+          <w:sz w:val="16"/>
+          <w:lang w:val="en-US"/>
+        </w:rPr>
+        <w:t>execute(</w:t>
+      </w:r>
+      <w:proofErr w:type="gramEnd"/>
+      <w:r>
+        <w:rPr>
+          <w:sz w:val="16"/>
+          <w:lang w:val="en-US"/>
+        </w:rPr>
+        <w:t>double operand1, double operand2) {</w:t>
+      </w:r>
+    </w:p>
+    <w:p>
+      <w:pPr>
+        <w:spacing w:after="0" w:line="240" w:lineRule="auto"/>
+        <w:rPr>
+          <w:sz w:val="16"/>
+          <w:lang w:val="en-US"/>
+        </w:rPr>
+      </w:pPr>
+      <w:r>
+        <w:rPr>
+          <w:sz w:val="16"/>
+          <w:lang w:val="en-US"/>
+        </w:rPr>
+        <w:t xml:space="preserve">        return operand1 * operand2;</w:t>
+      </w:r>
+    </w:p>
+    <w:p>
+      <w:pPr>
+        <w:spacing w:after="0" w:line="240" w:lineRule="auto"/>
+        <w:rPr>
+          <w:sz w:val="16"/>
+          <w:lang w:val="en-US"/>
+        </w:rPr>
+      </w:pPr>
+      <w:r>
+        <w:rPr>
+          <w:sz w:val="16"/>
+          <w:lang w:val="en-US"/>
+        </w:rPr>
+        <w:t xml:space="preserve">    }</w:t>
+      </w:r>
+    </w:p>
+    <w:p>
+      <w:pPr>
+        <w:spacing w:after="0" w:line="240" w:lineRule="auto"/>
+        <w:rPr>
+          <w:sz w:val="16"/>
+          <w:lang w:val="en-US"/>
+        </w:rPr>
+      </w:pPr>
+      <w:r>
+        <w:rPr>
+          <w:sz w:val="16"/>
+          <w:lang w:val="en-US"/>
+        </w:rPr>
+        <w:t>}</w:t>
+      </w:r>
+    </w:p>
+    <w:p>
+      <w:pPr>
+        <w:spacing w:after="0" w:line="240" w:lineRule="auto"/>
+        <w:rPr>
+          <w:sz w:val="16"/>
+          <w:lang w:val="en-US"/>
+        </w:rPr>
+      </w:pPr>
+      <w:r>
+        <w:rPr>
+          <w:sz w:val="16"/>
+          <w:lang w:val="en-US"/>
+        </w:rPr>
+        <w:t xml:space="preserve">package </w:t>
+      </w:r>
+      <w:proofErr w:type="spellStart"/>
+      <w:r>
+        <w:rPr>
+          <w:sz w:val="16"/>
+          <w:lang w:val="en-US"/>
+        </w:rPr>
+        <w:t>com.</w:t>
+      </w:r>
+      <w:proofErr w:type="gramStart"/>
+      <w:r>
+        <w:rPr>
+          <w:sz w:val="16"/>
+          <w:lang w:val="en-US"/>
+        </w:rPr>
+        <w:t>example.calculator</w:t>
+      </w:r>
+      <w:proofErr w:type="spellEnd"/>
+      <w:proofErr w:type="gramEnd"/>
+      <w:r>
+        <w:rPr>
+          <w:sz w:val="16"/>
+          <w:lang w:val="en-US"/>
+        </w:rPr>
+        <w:t>;</w:t>
+      </w:r>
+    </w:p>
+    <w:p>
+      <w:pPr>
+        <w:spacing w:after="0" w:line="240" w:lineRule="auto"/>
+        <w:rPr>
+          <w:sz w:val="16"/>
+          <w:lang w:val="en-US"/>
+        </w:rPr>
+      </w:pPr>
+    </w:p>
+    <w:p>
+      <w:pPr>
+        <w:spacing w:after="0" w:line="240" w:lineRule="auto"/>
+        <w:rPr>
+          <w:sz w:val="16"/>
+          <w:lang w:val="en-US"/>
+        </w:rPr>
+      </w:pPr>
+      <w:r>
+        <w:rPr>
+          <w:sz w:val="16"/>
+          <w:lang w:val="en-US"/>
+        </w:rPr>
+        <w:t xml:space="preserve">public class Division </w:t>
+      </w:r>
+      <w:proofErr w:type="gramStart"/>
+      <w:r>
+        <w:rPr>
+          <w:sz w:val="16"/>
+          <w:lang w:val="en-US"/>
+        </w:rPr>
+        <w:t>implements</w:t>
+      </w:r>
+      <w:proofErr w:type="gramEnd"/>
+      <w:r>
+        <w:rPr>
+          <w:sz w:val="16"/>
+          <w:lang w:val="en-US"/>
+        </w:rPr>
+        <w:t xml:space="preserve"> Operation {</w:t>
+      </w:r>
+    </w:p>
+    <w:p>
+      <w:pPr>
+        <w:spacing w:after="0" w:line="240" w:lineRule="auto"/>
+        <w:rPr>
+          <w:sz w:val="16"/>
+        </w:rPr>
+      </w:pPr>
+      <w:r>
+        <w:rPr>
+          <w:sz w:val="16"/>
+          <w:lang w:val="en-US"/>
+        </w:rPr>
+        <w:t xml:space="preserve">    </w:t>
+      </w:r>
+      <w:r>
+        <w:rPr>
+          <w:sz w:val="16"/>
+        </w:rPr>
+        <w:t>@</w:t>
+      </w:r>
+      <w:proofErr w:type="spellStart"/>
+      <w:r>
+        <w:rPr>
+          <w:sz w:val="16"/>
+        </w:rPr>
+        <w:t>Override</w:t>
+      </w:r>
+      <w:proofErr w:type="spellEnd"/>
+    </w:p>
+    <w:p>
+      <w:pPr>
+        <w:spacing w:after="0" w:line="240" w:lineRule="auto"/>
+        <w:rPr>
+          <w:sz w:val="16"/>
+          <w:lang w:val="en-US"/>
+        </w:rPr>
+      </w:pPr>
+      <w:r>
+        <w:rPr>
+          <w:sz w:val="16"/>
+        </w:rPr>
+        <w:t xml:space="preserve">    </w:t>
+      </w:r>
+      <w:r>
+        <w:rPr>
+          <w:sz w:val="16"/>
+          <w:lang w:val="en-US"/>
+        </w:rPr>
+        <w:t xml:space="preserve">public double </w:t>
+      </w:r>
+      <w:proofErr w:type="gramStart"/>
+      <w:r>
+        <w:rPr>
+          <w:sz w:val="16"/>
+          <w:lang w:val="en-US"/>
+        </w:rPr>
+        <w:t>execute(</w:t>
+      </w:r>
+      <w:proofErr w:type="gramEnd"/>
+      <w:r>
+        <w:rPr>
+          <w:sz w:val="16"/>
+          <w:lang w:val="en-US"/>
+        </w:rPr>
+        <w:t>double operand1, double operand2) {</w:t>
+      </w:r>
+    </w:p>
+    <w:p>
+      <w:pPr>
+        <w:spacing w:after="0" w:line="240" w:lineRule="auto"/>
+        <w:rPr>
+          <w:sz w:val="16"/>
+        </w:rPr>
+      </w:pPr>
+      <w:r>
+        <w:rPr>
+          <w:sz w:val="16"/>
+          <w:lang w:val="en-US"/>
+        </w:rPr>
+        <w:t xml:space="preserve">        </w:t>
+      </w:r>
+      <w:proofErr w:type="spellStart"/>
+      <w:r>
+        <w:rPr>
+          <w:sz w:val="16"/>
+        </w:rPr>
+        <w:t>if</w:t>
+      </w:r>
+      <w:proofErr w:type="spellEnd"/>
+      <w:r>
+        <w:rPr>
+          <w:sz w:val="16"/>
+        </w:rPr>
+        <w:t xml:space="preserve"> (operand2 == 0) {</w:t>
+      </w:r>
+    </w:p>
+    <w:p>
+      <w:pPr>
+        <w:spacing w:after="0" w:line="240" w:lineRule="auto"/>
+        <w:rPr>
+          <w:sz w:val="16"/>
+          <w:lang w:val="en-US"/>
+        </w:rPr>
+      </w:pPr>
+      <w:r>
+        <w:rPr>
+          <w:sz w:val="16"/>
+        </w:rPr>
+        <w:t xml:space="preserve">            </w:t>
+      </w:r>
+      <w:r>
+        <w:rPr>
+          <w:sz w:val="16"/>
+          <w:lang w:val="en-US"/>
+        </w:rPr>
+        <w:t xml:space="preserve">throw new </w:t>
       </w:r>
       <w:proofErr w:type="spellStart"/>
       <w:proofErr w:type="gramStart"/>
       <w:r>
         <w:rPr>
-          <w:rFonts w:ascii="Times New Roman" w:hAnsi="Times New Roman"/>
-        </w:rPr>
-        <w:t>Map</w:t>
+          <w:sz w:val="16"/>
+          <w:lang w:val="en-US"/>
+        </w:rPr>
+        <w:t>IllegalArgumentException</w:t>
       </w:r>
       <w:proofErr w:type="spellEnd"/>
       <w:r>
         <w:rPr>
-          <w:rFonts w:ascii="Times New Roman" w:hAnsi="Times New Roman"/>
-        </w:rPr>
-        <w:t>&lt;</w:t>
+          <w:sz w:val="16"/>
+          <w:lang w:val="en-US"/>
+        </w:rPr>
+        <w:t>(</w:t>
+      </w:r>
+      <w:proofErr w:type="gramEnd"/>
+      <w:r>
+        <w:rPr>
+          <w:sz w:val="16"/>
+          <w:lang w:val="en-US"/>
+        </w:rPr>
+        <w:t>"Division by zero is not allowed");</w:t>
+      </w:r>
+    </w:p>
+    <w:p>
+      <w:pPr>
+        <w:spacing w:after="0" w:line="240" w:lineRule="auto"/>
+        <w:rPr>
+          <w:sz w:val="16"/>
+          <w:lang w:val="en-US"/>
+        </w:rPr>
+      </w:pPr>
+      <w:r>
+        <w:rPr>
+          <w:sz w:val="16"/>
+          <w:lang w:val="en-US"/>
+        </w:rPr>
+        <w:t xml:space="preserve">        }</w:t>
+      </w:r>
+    </w:p>
+    <w:p>
+      <w:pPr>
+        <w:spacing w:after="0" w:line="240" w:lineRule="auto"/>
+        <w:rPr>
+          <w:sz w:val="16"/>
+          <w:lang w:val="en-US"/>
+        </w:rPr>
+      </w:pPr>
+      <w:r>
+        <w:rPr>
+          <w:sz w:val="16"/>
+          <w:lang w:val="en-US"/>
+        </w:rPr>
+        <w:t xml:space="preserve">        return operand1 / operand2;</w:t>
+      </w:r>
+    </w:p>
+    <w:p>
+      <w:pPr>
+        <w:spacing w:after="0" w:line="240" w:lineRule="auto"/>
+        <w:rPr>
+          <w:sz w:val="16"/>
+          <w:lang w:val="en-US"/>
+        </w:rPr>
+      </w:pPr>
+      <w:r>
+        <w:rPr>
+          <w:sz w:val="16"/>
+          <w:lang w:val="en-US"/>
+        </w:rPr>
+        <w:t xml:space="preserve">    }</w:t>
+      </w:r>
+    </w:p>
+    <w:p>
+      <w:pPr>
+        <w:spacing w:after="0" w:line="240" w:lineRule="auto"/>
+        <w:rPr>
+          <w:sz w:val="16"/>
+          <w:lang w:val="en-US"/>
+        </w:rPr>
+      </w:pPr>
+      <w:r>
+        <w:rPr>
+          <w:sz w:val="16"/>
+          <w:lang w:val="en-US"/>
+        </w:rPr>
+        <w:t>}</w:t>
+      </w:r>
+    </w:p>
+    <w:p>
+      <w:pPr>
+        <w:spacing w:after="0" w:line="240" w:lineRule="auto"/>
+        <w:rPr>
+          <w:sz w:val="16"/>
+          <w:lang w:val="en-US"/>
+        </w:rPr>
+      </w:pPr>
+      <w:r>
+        <w:rPr>
+          <w:sz w:val="16"/>
+          <w:lang w:val="en-US"/>
+        </w:rPr>
+        <w:t xml:space="preserve">package </w:t>
       </w:r>
       <w:proofErr w:type="spellStart"/>
-      <w:proofErr w:type="gramEnd"/>
-      <w:r>
-        <w:rPr>
-          <w:rFonts w:ascii="Times New Roman" w:hAnsi="Times New Roman"/>
-        </w:rPr>
-        <w:t>String</w:t>
+      <w:r>
+        <w:rPr>
+          <w:sz w:val="16"/>
+          <w:lang w:val="en-US"/>
+        </w:rPr>
+        <w:t>com.example.calculator</w:t>
       </w:r>
       <w:proofErr w:type="spellEnd"/>
       <w:r>
         <w:rPr>
-          <w:rFonts w:ascii="Times New Roman" w:hAnsi="Times New Roman"/>
-        </w:rPr>
-        <w:t xml:space="preserve">, </w:t>
+          <w:sz w:val="16"/>
+          <w:lang w:val="en-US"/>
+        </w:rPr>
+        <w:t>;</w:t>
+      </w:r>
+      <w:r>
+        <w:rPr>
+          <w:sz w:val="16"/>
+          <w:lang w:val="en-US"/>
+        </w:rPr>
+        <w:br/>
+      </w:r>
+      <w:r>
+        <w:rPr>
+          <w:sz w:val="16"/>
+          <w:lang w:val="en-US"/>
+        </w:rPr>
+        <w:br/>
+        <w:t xml:space="preserve">import </w:t>
       </w:r>
       <w:proofErr w:type="spellStart"/>
       <w:r>
         <w:rPr>
-          <w:rFonts w:ascii="Times New Roman" w:hAnsi="Times New Roman"/>
-        </w:rPr>
-        <w:t>Operation</w:t>
+          <w:sz w:val="16"/>
+          <w:lang w:val="en-US"/>
+        </w:rPr>
+        <w:t>java.util.HashMap</w:t>
       </w:r>
       <w:proofErr w:type="spellEnd"/>
       <w:r>
         <w:rPr>
-          <w:rFonts w:ascii="Times New Roman" w:hAnsi="Times New Roman"/>
-        </w:rPr>
-        <w:t>&gt;</w:t>
-      </w:r>
-    </w:p>
-    <w:p>
-      <w:pPr>
-        <w:rPr>
-          <w:rFonts w:ascii="Times New Roman" w:hAnsi="Times New Roman"/>
-        </w:rPr>
-      </w:pPr>
-      <w:r>
-        <w:rPr>
-          <w:rFonts w:ascii="Times New Roman" w:hAnsi="Times New Roman"/>
-        </w:rPr>
-        <w:t xml:space="preserve">└── </w:t>
+          <w:sz w:val="16"/>
+          <w:lang w:val="en-US"/>
+        </w:rPr>
+        <w:t>;</w:t>
+      </w:r>
+      <w:r>
+        <w:rPr>
+          <w:sz w:val="16"/>
+          <w:lang w:val="en-US"/>
+        </w:rPr>
+        <w:br/>
+        <w:t xml:space="preserve">import </w:t>
       </w:r>
       <w:proofErr w:type="spellStart"/>
-      <w:proofErr w:type="gramStart"/>
-      <w:r>
-        <w:rPr>
-          <w:rFonts w:ascii="Times New Roman" w:hAnsi="Times New Roman"/>
-        </w:rPr>
-        <w:t>calculate</w:t>
+      <w:r>
+        <w:rPr>
+          <w:sz w:val="16"/>
+          <w:lang w:val="en-US"/>
+        </w:rPr>
+        <w:t>java.util.Map</w:t>
       </w:r>
       <w:proofErr w:type="spellEnd"/>
       <w:r>
         <w:rPr>
-          <w:rFonts w:ascii="Times New Roman" w:hAnsi="Times New Roman"/>
-        </w:rPr>
-        <w:t>(</w:t>
-      </w:r>
-      <w:proofErr w:type="gramEnd"/>
-      <w:r>
-        <w:rPr>
-          <w:rFonts w:ascii="Times New Roman" w:hAnsi="Times New Roman"/>
-        </w:rPr>
-        <w:t xml:space="preserve">operand1: </w:t>
+          <w:sz w:val="16"/>
+          <w:lang w:val="en-US"/>
+        </w:rPr>
+        <w:t>;</w:t>
+      </w:r>
+      <w:r>
+        <w:rPr>
+          <w:sz w:val="16"/>
+          <w:lang w:val="en-US"/>
+        </w:rPr>
+        <w:br/>
+      </w:r>
+      <w:r>
+        <w:rPr>
+          <w:sz w:val="16"/>
+          <w:lang w:val="en-US"/>
+        </w:rPr>
+        <w:br/>
+        <w:t>public class Calculator {</w:t>
+      </w:r>
+      <w:r>
+        <w:rPr>
+          <w:sz w:val="16"/>
+          <w:lang w:val="en-US"/>
+        </w:rPr>
+        <w:br/>
+      </w:r>
+      <w:r>
+        <w:rPr>
+          <w:sz w:val="16"/>
+          <w:lang w:val="en-US"/>
+        </w:rPr>
+        <w:br/>
+        <w:t xml:space="preserve">    private Map&lt;String, Operation&gt; operations = new </w:t>
       </w:r>
       <w:proofErr w:type="spellStart"/>
       <w:r>
         <w:rPr>
-          <w:rFonts w:ascii="Times New Roman" w:hAnsi="Times New Roman"/>
-        </w:rPr>
-        <w:t>double</w:t>
+          <w:sz w:val="16"/>
+          <w:lang w:val="en-US"/>
+        </w:rPr>
+        <w:t>HashMap</w:t>
       </w:r>
       <w:proofErr w:type="spellEnd"/>
       <w:r>
         <w:rPr>
-          <w:rFonts w:ascii="Times New Roman" w:hAnsi="Times New Roman"/>
-        </w:rPr>
-        <w:t xml:space="preserve">, operand2: </w:t>
-      </w:r>
-      <w:proofErr w:type="spellStart"/>
-      <w:r>
-        <w:rPr>
-          <w:rFonts w:ascii="Times New Roman" w:hAnsi="Times New Roman"/>
-        </w:rPr>
-        <w:t>double</w:t>
-      </w:r>
-      <w:proofErr w:type="spellEnd"/>
-      <w:r>
-        <w:rPr>
-          <w:rFonts w:ascii="Times New Roman" w:hAnsi="Times New Roman"/>
-        </w:rPr>
-        <w:t xml:space="preserve">, </w:t>
-      </w:r>
-      <w:proofErr w:type="spellStart"/>
-      <w:r>
-        <w:rPr>
-          <w:rFonts w:ascii="Times New Roman" w:hAnsi="Times New Roman"/>
-        </w:rPr>
-        <w:t>operator</w:t>
-      </w:r>
-      <w:proofErr w:type="spellEnd"/>
-      <w:r>
-        <w:rPr>
-          <w:rFonts w:ascii="Times New Roman" w:hAnsi="Times New Roman"/>
-        </w:rPr>
-        <w:t xml:space="preserve">: </w:t>
-      </w:r>
-      <w:proofErr w:type="spellStart"/>
-      <w:r>
-        <w:rPr>
-          <w:rFonts w:ascii="Times New Roman" w:hAnsi="Times New Roman"/>
-        </w:rPr>
-        <w:t>String</w:t>
-      </w:r>
-      <w:proofErr w:type="spellEnd"/>
-      <w:r>
-        <w:rPr>
-          <w:rFonts w:ascii="Times New Roman" w:hAnsi="Times New Roman"/>
-        </w:rPr>
-        <w:t xml:space="preserve">): </w:t>
-      </w:r>
-      <w:proofErr w:type="spellStart"/>
-      <w:r>
-        <w:rPr>
-          <w:rFonts w:ascii="Times New Roman" w:hAnsi="Times New Roman"/>
-        </w:rPr>
-        <w:t>double</w:t>
-      </w:r>
-      <w:proofErr w:type="spellEnd"/>
-    </w:p>
-    <w:p>
-      <w:pPr>
-        <w:rPr>
-          <w:rFonts w:ascii="Times New Roman" w:hAnsi="Times New Roman"/>
-          <w:sz w:val="24"/>
-          <w:szCs w:val="24"/>
-          <w:lang w:val="en-US"/>
-        </w:rPr>
-      </w:pPr>
-      <w:r>
-        <w:rPr>
-          <w:rFonts w:ascii="Times New Roman" w:hAnsi="Times New Roman"/>
-          <w:sz w:val="24"/>
-          <w:szCs w:val="24"/>
-          <w:lang w:val="en-US"/>
-        </w:rPr>
-        <w:t xml:space="preserve">5. </w:t>
-      </w:r>
-      <w:r>
-        <w:rPr>
-          <w:rFonts w:ascii="Times New Roman" w:hAnsi="Times New Roman"/>
-          <w:sz w:val="24"/>
-          <w:szCs w:val="24"/>
-        </w:rPr>
-        <w:t>Реализация</w:t>
-      </w:r>
-    </w:p>
-    <w:p>
-      <w:pPr>
-        <w:spacing w:after="0" w:line="240" w:lineRule="auto"/>
-        <w:rPr>
-          <w:sz w:val="16"/>
-        </w:rPr>
-      </w:pPr>
-      <w:proofErr w:type="spellStart"/>
-      <w:r>
-        <w:rPr>
-          <w:sz w:val="16"/>
-        </w:rPr>
-        <w:t>package</w:t>
-      </w:r>
-      <w:proofErr w:type="spellEnd"/>
-      <w:r>
-        <w:rPr>
-          <w:sz w:val="16"/>
-        </w:rPr>
-        <w:t xml:space="preserve"> </w:t>
-      </w:r>
-      <w:proofErr w:type="spellStart"/>
-      <w:r>
-        <w:rPr>
-          <w:sz w:val="16"/>
-        </w:rPr>
-        <w:t>com.</w:t>
-      </w:r>
-      <w:proofErr w:type="gramStart"/>
-      <w:r>
-        <w:rPr>
-          <w:sz w:val="16"/>
-        </w:rPr>
-        <w:t>example.calculator</w:t>
-      </w:r>
-      <w:proofErr w:type="spellEnd"/>
-      <w:proofErr w:type="gramEnd"/>
-      <w:r>
-        <w:rPr>
-          <w:sz w:val="16"/>
-        </w:rPr>
-        <w:t>;</w:t>
-      </w:r>
-    </w:p>
-    <w:p>
-      <w:pPr>
-        <w:spacing w:after="0" w:line="240" w:lineRule="auto"/>
-        <w:rPr>
-          <w:sz w:val="16"/>
-        </w:rPr>
-      </w:pPr>
-    </w:p>
-    <w:p>
-      <w:pPr>
-        <w:spacing w:after="0" w:line="240" w:lineRule="auto"/>
-        <w:rPr>
-          <w:sz w:val="16"/>
-        </w:rPr>
-      </w:pPr>
-      <w:proofErr w:type="spellStart"/>
-      <w:r>
-        <w:rPr>
-          <w:sz w:val="16"/>
-        </w:rPr>
-        <w:t>public</w:t>
-      </w:r>
-      <w:proofErr w:type="spellEnd"/>
-      <w:r>
-        <w:rPr>
-          <w:sz w:val="16"/>
-        </w:rPr>
-        <w:t xml:space="preserve"> </w:t>
-      </w:r>
-      <w:proofErr w:type="spellStart"/>
-      <w:r>
-        <w:rPr>
-          <w:sz w:val="16"/>
-        </w:rPr>
-        <w:t>interface</w:t>
-      </w:r>
-      <w:proofErr w:type="spellEnd"/>
-      <w:r>
-        <w:rPr>
-          <w:sz w:val="16"/>
-        </w:rPr>
-        <w:t xml:space="preserve"> </w:t>
-      </w:r>
-      <w:proofErr w:type="spellStart"/>
-      <w:r>
-        <w:rPr>
-          <w:sz w:val="16"/>
-        </w:rPr>
-        <w:t>Operation</w:t>
-      </w:r>
-      <w:proofErr w:type="spellEnd"/>
-      <w:r>
-        <w:rPr>
-          <w:sz w:val="16"/>
-        </w:rPr>
-        <w:t xml:space="preserve"> {</w:t>
-      </w:r>
-    </w:p>
-    <w:p>
-      <w:pPr>
-        <w:spacing w:after="0" w:line="240" w:lineRule="auto"/>
-        <w:rPr>
-          <w:sz w:val="16"/>
-        </w:rPr>
-      </w:pPr>
-      <w:r>
-        <w:rPr>
-          <w:sz w:val="16"/>
-        </w:rPr>
-        <w:t xml:space="preserve">    </w:t>
-      </w:r>
-      <w:proofErr w:type="spellStart"/>
-      <w:r>
-        <w:rPr>
-          <w:sz w:val="16"/>
-        </w:rPr>
-        <w:t>double</w:t>
-      </w:r>
-      <w:proofErr w:type="spellEnd"/>
-      <w:r>
-        <w:rPr>
-          <w:sz w:val="16"/>
-        </w:rPr>
-        <w:t xml:space="preserve"> </w:t>
-      </w:r>
-      <w:proofErr w:type="spellStart"/>
-      <w:proofErr w:type="gramStart"/>
-      <w:r>
-        <w:rPr>
-          <w:sz w:val="16"/>
-        </w:rPr>
-        <w:t>execute</w:t>
-      </w:r>
-      <w:proofErr w:type="spellEnd"/>
-      <w:r>
-        <w:rPr>
-          <w:sz w:val="16"/>
-        </w:rPr>
-        <w:t>(</w:t>
-      </w:r>
-      <w:proofErr w:type="spellStart"/>
-      <w:proofErr w:type="gramEnd"/>
-      <w:r>
-        <w:rPr>
-          <w:sz w:val="16"/>
-        </w:rPr>
-        <w:t>double</w:t>
-      </w:r>
-      <w:proofErr w:type="spellEnd"/>
-      <w:r>
-        <w:rPr>
-          <w:sz w:val="16"/>
-        </w:rPr>
-        <w:t xml:space="preserve"> operand1, </w:t>
-      </w:r>
-      <w:proofErr w:type="spellStart"/>
-      <w:r>
-        <w:rPr>
-          <w:sz w:val="16"/>
-        </w:rPr>
-        <w:t>double</w:t>
-      </w:r>
-      <w:proofErr w:type="spellEnd"/>
-      <w:r>
-        <w:rPr>
-          <w:sz w:val="16"/>
-        </w:rPr>
-        <w:t xml:space="preserve"> operand2);</w:t>
-      </w:r>
-    </w:p>
-    <w:p>
-      <w:pPr>
-        <w:spacing w:after="0" w:line="240" w:lineRule="auto"/>
-        <w:rPr>
-          <w:sz w:val="16"/>
-        </w:rPr>
-      </w:pPr>
-      <w:r>
-        <w:rPr>
-          <w:sz w:val="16"/>
-        </w:rPr>
-        <w:t>}</w:t>
-      </w:r>
-    </w:p>
-    <w:p>
-      <w:pPr>
-        <w:spacing w:after="0" w:line="240" w:lineRule="auto"/>
-        <w:rPr>
-          <w:sz w:val="16"/>
-        </w:rPr>
-      </w:pPr>
-      <w:proofErr w:type="spellStart"/>
-      <w:r>
-        <w:rPr>
-          <w:sz w:val="16"/>
-        </w:rPr>
-        <w:t>package</w:t>
-      </w:r>
-      <w:proofErr w:type="spellEnd"/>
-      <w:r>
-        <w:rPr>
-          <w:sz w:val="16"/>
-        </w:rPr>
-        <w:t xml:space="preserve"> </w:t>
-      </w:r>
-      <w:proofErr w:type="spellStart"/>
-      <w:r>
-        <w:rPr>
-          <w:sz w:val="16"/>
-        </w:rPr>
-        <w:t>com.</w:t>
-      </w:r>
-      <w:proofErr w:type="gramStart"/>
-      <w:r>
-        <w:rPr>
-          <w:sz w:val="16"/>
-        </w:rPr>
-        <w:t>example.calculator</w:t>
-      </w:r>
-      <w:proofErr w:type="spellEnd"/>
-      <w:proofErr w:type="gramEnd"/>
-      <w:r>
-        <w:rPr>
-          <w:sz w:val="16"/>
-        </w:rPr>
-        <w:t>;</w:t>
-      </w:r>
-    </w:p>
-    <w:p>
-      <w:pPr>
-        <w:spacing w:after="0" w:line="240" w:lineRule="auto"/>
-        <w:rPr>
-          <w:sz w:val="16"/>
-        </w:rPr>
-      </w:pPr>
-    </w:p>
-    <w:p>
-      <w:pPr>
-        <w:spacing w:after="0" w:line="240" w:lineRule="auto"/>
-        <w:rPr>
-          <w:sz w:val="16"/>
-        </w:rPr>
-      </w:pPr>
-      <w:proofErr w:type="spellStart"/>
-      <w:r>
-        <w:rPr>
-          <w:sz w:val="16"/>
-        </w:rPr>
-        <w:t>public</w:t>
-      </w:r>
-      <w:proofErr w:type="spellEnd"/>
-      <w:r>
-        <w:rPr>
-          <w:sz w:val="16"/>
-        </w:rPr>
-        <w:t xml:space="preserve"> </w:t>
-      </w:r>
-      <w:proofErr w:type="spellStart"/>
-      <w:r>
-        <w:rPr>
-          <w:sz w:val="16"/>
-        </w:rPr>
-        <w:t>class</w:t>
-      </w:r>
-      <w:proofErr w:type="spellEnd"/>
-      <w:r>
-        <w:rPr>
-          <w:sz w:val="16"/>
-        </w:rPr>
-        <w:t xml:space="preserve"> </w:t>
-      </w:r>
-      <w:proofErr w:type="spellStart"/>
-      <w:r>
-        <w:rPr>
-          <w:sz w:val="16"/>
-        </w:rPr>
-        <w:t>Addition</w:t>
-      </w:r>
-      <w:proofErr w:type="spellEnd"/>
-      <w:r>
-        <w:rPr>
-          <w:sz w:val="16"/>
-        </w:rPr>
-        <w:t xml:space="preserve"> </w:t>
-      </w:r>
-      <w:proofErr w:type="spellStart"/>
-      <w:r>
-        <w:rPr>
-          <w:sz w:val="16"/>
-        </w:rPr>
-        <w:t>implements</w:t>
-      </w:r>
-      <w:proofErr w:type="spellEnd"/>
-      <w:r>
-        <w:rPr>
-          <w:sz w:val="16"/>
-        </w:rPr>
-        <w:t xml:space="preserve"> </w:t>
-      </w:r>
-      <w:proofErr w:type="spellStart"/>
-      <w:r>
-        <w:rPr>
-          <w:sz w:val="16"/>
-        </w:rPr>
-        <w:t>Operation</w:t>
-      </w:r>
-      <w:proofErr w:type="spellEnd"/>
-      <w:r>
-        <w:rPr>
-          <w:sz w:val="16"/>
-        </w:rPr>
-        <w:t xml:space="preserve"> {</w:t>
-      </w:r>
-    </w:p>
-    <w:p>
-      <w:pPr>
-        <w:spacing w:after="0" w:line="240" w:lineRule="auto"/>
-        <w:rPr>
-          <w:sz w:val="16"/>
-        </w:rPr>
-      </w:pPr>
-      <w:r>
-        <w:rPr>
-          <w:sz w:val="16"/>
-        </w:rPr>
-        <w:t xml:space="preserve">    @</w:t>
-      </w:r>
-      <w:proofErr w:type="spellStart"/>
-      <w:r>
-        <w:rPr>
-          <w:sz w:val="16"/>
-        </w:rPr>
-        <w:t>Override</w:t>
-      </w:r>
-      <w:proofErr w:type="spellEnd"/>
-    </w:p>
-    <w:p>
-      <w:pPr>
-        <w:spacing w:after="0" w:line="240" w:lineRule="auto"/>
-        <w:rPr>
-          <w:sz w:val="16"/>
-        </w:rPr>
-      </w:pPr>
-      <w:r>
-        <w:rPr>
-          <w:sz w:val="16"/>
-        </w:rPr>
-        <w:t xml:space="preserve">    </w:t>
-      </w:r>
-      <w:proofErr w:type="spellStart"/>
-      <w:r>
-        <w:rPr>
-          <w:sz w:val="16"/>
-        </w:rPr>
-        <w:t>public</w:t>
-      </w:r>
-      <w:proofErr w:type="spellEnd"/>
-      <w:r>
-        <w:rPr>
-          <w:sz w:val="16"/>
-        </w:rPr>
-        <w:t xml:space="preserve"> </w:t>
-      </w:r>
-      <w:proofErr w:type="spellStart"/>
-      <w:r>
-        <w:rPr>
-          <w:sz w:val="16"/>
-        </w:rPr>
-        <w:t>double</w:t>
-      </w:r>
-      <w:proofErr w:type="spellEnd"/>
-      <w:r>
-        <w:rPr>
-          <w:sz w:val="16"/>
-        </w:rPr>
-        <w:t xml:space="preserve"> </w:t>
-      </w:r>
-      <w:proofErr w:type="spellStart"/>
-      <w:proofErr w:type="gramStart"/>
-      <w:r>
-        <w:rPr>
-          <w:sz w:val="16"/>
-        </w:rPr>
-        <w:t>execute</w:t>
-      </w:r>
-      <w:proofErr w:type="spellEnd"/>
-      <w:r>
-        <w:rPr>
-          <w:sz w:val="16"/>
-        </w:rPr>
-        <w:t>(</w:t>
-      </w:r>
-      <w:proofErr w:type="spellStart"/>
-      <w:proofErr w:type="gramEnd"/>
-      <w:r>
-        <w:rPr>
-          <w:sz w:val="16"/>
-        </w:rPr>
-        <w:t>double</w:t>
-      </w:r>
-      <w:proofErr w:type="spellEnd"/>
-      <w:r>
-        <w:rPr>
-          <w:sz w:val="16"/>
-        </w:rPr>
-        <w:t xml:space="preserve"> operand1, </w:t>
-      </w:r>
-      <w:proofErr w:type="spellStart"/>
-      <w:r>
-        <w:rPr>
-          <w:sz w:val="16"/>
-        </w:rPr>
-        <w:t>double</w:t>
-      </w:r>
-      <w:proofErr w:type="spellEnd"/>
-      <w:r>
-        <w:rPr>
-          <w:sz w:val="16"/>
-        </w:rPr>
-        <w:t xml:space="preserve"> operand2) {</w:t>
-      </w:r>
-    </w:p>
-    <w:p>
-      <w:pPr>
-        <w:spacing w:after="0" w:line="240" w:lineRule="auto"/>
-        <w:rPr>
-          <w:sz w:val="16"/>
-        </w:rPr>
-      </w:pPr>
-      <w:r>
-        <w:rPr>
-          <w:sz w:val="16"/>
-        </w:rPr>
-        <w:t xml:space="preserve">        </w:t>
-      </w:r>
-      <w:proofErr w:type="spellStart"/>
-      <w:r>
-        <w:rPr>
-          <w:sz w:val="16"/>
-        </w:rPr>
-        <w:t>return</w:t>
-      </w:r>
-      <w:proofErr w:type="spellEnd"/>
-      <w:r>
-        <w:rPr>
-          <w:sz w:val="16"/>
-        </w:rPr>
-        <w:t xml:space="preserve"> operand1 + operand2;</w:t>
-      </w:r>
-    </w:p>
-    <w:p>
-      <w:pPr>
-        <w:spacing w:after="0" w:line="240" w:lineRule="auto"/>
-        <w:rPr>
-          <w:sz w:val="16"/>
-        </w:rPr>
-      </w:pPr>
-      <w:r>
-        <w:rPr>
-          <w:sz w:val="16"/>
-        </w:rPr>
-        <w:t xml:space="preserve">    }</w:t>
-      </w:r>
-    </w:p>
-    <w:p>
-      <w:pPr>
-        <w:spacing w:after="0" w:line="240" w:lineRule="auto"/>
-        <w:rPr>
-          <w:sz w:val="16"/>
-        </w:rPr>
-      </w:pPr>
-      <w:r>
-        <w:rPr>
-          <w:sz w:val="16"/>
-        </w:rPr>
-        <w:t>}</w:t>
-      </w:r>
-    </w:p>
-    <w:p>
-      <w:pPr>
-        <w:spacing w:after="0" w:line="240" w:lineRule="auto"/>
-        <w:rPr>
-          <w:sz w:val="16"/>
-        </w:rPr>
-      </w:pPr>
-      <w:proofErr w:type="spellStart"/>
-      <w:r>
-        <w:rPr>
-          <w:sz w:val="16"/>
-        </w:rPr>
-        <w:t>package</w:t>
-      </w:r>
-      <w:proofErr w:type="spellEnd"/>
-      <w:r>
-        <w:rPr>
-          <w:sz w:val="16"/>
-        </w:rPr>
-        <w:t xml:space="preserve"> </w:t>
-      </w:r>
-      <w:proofErr w:type="spellStart"/>
-      <w:r>
-        <w:rPr>
-          <w:sz w:val="16"/>
-        </w:rPr>
-        <w:t>com.</w:t>
-      </w:r>
-      <w:proofErr w:type="gramStart"/>
-      <w:r>
-        <w:rPr>
-          <w:sz w:val="16"/>
-        </w:rPr>
-        <w:t>example.calculator</w:t>
-      </w:r>
-      <w:proofErr w:type="spellEnd"/>
-      <w:proofErr w:type="gramEnd"/>
-      <w:r>
-        <w:rPr>
-          <w:sz w:val="16"/>
-        </w:rPr>
-        <w:t>;</w:t>
-      </w:r>
-    </w:p>
-    <w:p>
-      <w:pPr>
-        <w:spacing w:after="0" w:line="240" w:lineRule="auto"/>
-        <w:rPr>
-          <w:sz w:val="16"/>
-        </w:rPr>
-      </w:pPr>
-    </w:p>
-    <w:p>
-      <w:pPr>
-        <w:spacing w:after="0" w:line="240" w:lineRule="auto"/>
-        <w:rPr>
-          <w:sz w:val="16"/>
-        </w:rPr>
-      </w:pPr>
-      <w:proofErr w:type="spellStart"/>
-      <w:r>
-        <w:rPr>
-          <w:sz w:val="16"/>
-        </w:rPr>
-        <w:t>public</w:t>
-      </w:r>
-      <w:proofErr w:type="spellEnd"/>
-      <w:r>
-        <w:rPr>
-          <w:sz w:val="16"/>
-        </w:rPr>
-        <w:t xml:space="preserve"> </w:t>
-      </w:r>
-      <w:proofErr w:type="spellStart"/>
-      <w:r>
-        <w:rPr>
-          <w:sz w:val="16"/>
-        </w:rPr>
-        <w:t>class</w:t>
-      </w:r>
-      <w:proofErr w:type="spellEnd"/>
-      <w:r>
-        <w:rPr>
-          <w:sz w:val="16"/>
-        </w:rPr>
-        <w:t xml:space="preserve"> </w:t>
-      </w:r>
-      <w:proofErr w:type="spellStart"/>
-      <w:r>
-        <w:rPr>
-          <w:sz w:val="16"/>
-        </w:rPr>
-        <w:t>Subtraction</w:t>
-      </w:r>
-      <w:proofErr w:type="spellEnd"/>
-      <w:r>
-        <w:rPr>
-          <w:sz w:val="16"/>
-        </w:rPr>
-        <w:t xml:space="preserve"> </w:t>
-      </w:r>
-      <w:proofErr w:type="spellStart"/>
-      <w:r>
-        <w:rPr>
-          <w:sz w:val="16"/>
-        </w:rPr>
-        <w:t>implements</w:t>
-      </w:r>
-      <w:proofErr w:type="spellEnd"/>
-      <w:r>
-        <w:rPr>
-          <w:sz w:val="16"/>
-        </w:rPr>
-        <w:t xml:space="preserve"> </w:t>
-      </w:r>
-      <w:proofErr w:type="spellStart"/>
-      <w:r>
-        <w:rPr>
-          <w:sz w:val="16"/>
-        </w:rPr>
-        <w:t>Operation</w:t>
-      </w:r>
-      <w:proofErr w:type="spellEnd"/>
-      <w:r>
-        <w:rPr>
-          <w:sz w:val="16"/>
-        </w:rPr>
-        <w:t xml:space="preserve"> {</w:t>
-      </w:r>
-    </w:p>
-    <w:p>
-      <w:pPr>
-        <w:spacing w:after="0" w:line="240" w:lineRule="auto"/>
-        <w:rPr>
-          <w:sz w:val="16"/>
-        </w:rPr>
-      </w:pPr>
-      <w:r>
-        <w:rPr>
-          <w:sz w:val="16"/>
-        </w:rPr>
-        <w:t xml:space="preserve">    @</w:t>
-      </w:r>
-      <w:proofErr w:type="spellStart"/>
-      <w:r>
-        <w:rPr>
-          <w:sz w:val="16"/>
-        </w:rPr>
-        <w:t>Override</w:t>
-      </w:r>
-      <w:proofErr w:type="spellEnd"/>
-    </w:p>
-    <w:p>
-      <w:pPr>
-        <w:spacing w:after="0" w:line="240" w:lineRule="auto"/>
-        <w:rPr>
-          <w:sz w:val="16"/>
-        </w:rPr>
-      </w:pPr>
-      <w:r>
-        <w:rPr>
-          <w:sz w:val="16"/>
-        </w:rPr>
-        <w:t xml:space="preserve">    </w:t>
-      </w:r>
-      <w:proofErr w:type="spellStart"/>
-      <w:r>
-        <w:rPr>
-          <w:sz w:val="16"/>
-        </w:rPr>
-        <w:t>public</w:t>
-      </w:r>
-      <w:proofErr w:type="spellEnd"/>
-      <w:r>
-        <w:rPr>
-          <w:sz w:val="16"/>
-        </w:rPr>
-        <w:t xml:space="preserve"> </w:t>
-      </w:r>
-      <w:proofErr w:type="spellStart"/>
-      <w:r>
-        <w:rPr>
-          <w:sz w:val="16"/>
-        </w:rPr>
-        <w:t>double</w:t>
-      </w:r>
-      <w:proofErr w:type="spellEnd"/>
-      <w:r>
-        <w:rPr>
-          <w:sz w:val="16"/>
-        </w:rPr>
-        <w:t xml:space="preserve"> </w:t>
-      </w:r>
-      <w:proofErr w:type="spellStart"/>
-      <w:proofErr w:type="gramStart"/>
-      <w:r>
-        <w:rPr>
-          <w:sz w:val="16"/>
-        </w:rPr>
-        <w:t>execute</w:t>
-      </w:r>
-      <w:proofErr w:type="spellEnd"/>
-      <w:r>
-        <w:rPr>
-          <w:sz w:val="16"/>
-        </w:rPr>
-        <w:t>(</w:t>
-      </w:r>
-      <w:proofErr w:type="spellStart"/>
-      <w:proofErr w:type="gramEnd"/>
-      <w:r>
-        <w:rPr>
-          <w:sz w:val="16"/>
-        </w:rPr>
-        <w:t>double</w:t>
-      </w:r>
-      <w:proofErr w:type="spellEnd"/>
-      <w:r>
-        <w:rPr>
-          <w:sz w:val="16"/>
-        </w:rPr>
-        <w:t xml:space="preserve"> operand1, </w:t>
-      </w:r>
-      <w:proofErr w:type="spellStart"/>
-      <w:r>
-        <w:rPr>
-          <w:sz w:val="16"/>
-        </w:rPr>
-        <w:t>double</w:t>
-      </w:r>
-      <w:proofErr w:type="spellEnd"/>
-      <w:r>
-        <w:rPr>
-          <w:sz w:val="16"/>
-        </w:rPr>
-        <w:t xml:space="preserve"> operand2) {</w:t>
-      </w:r>
-    </w:p>
-    <w:p>
-      <w:pPr>
-        <w:spacing w:after="0" w:line="240" w:lineRule="auto"/>
-        <w:rPr>
-          <w:sz w:val="16"/>
-        </w:rPr>
-      </w:pPr>
-      <w:r>
-        <w:rPr>
-          <w:sz w:val="16"/>
-        </w:rPr>
-        <w:t xml:space="preserve">        </w:t>
-      </w:r>
-      <w:proofErr w:type="spellStart"/>
-      <w:r>
-        <w:rPr>
-          <w:sz w:val="16"/>
-        </w:rPr>
-        <w:t>return</w:t>
-      </w:r>
-      <w:proofErr w:type="spellEnd"/>
-      <w:r>
-        <w:rPr>
-          <w:sz w:val="16"/>
-        </w:rPr>
-        <w:t xml:space="preserve"> operand1 - operand2;</w:t>
-      </w:r>
-    </w:p>
-    <w:p>
-      <w:pPr>
-        <w:spacing w:after="0" w:line="240" w:lineRule="auto"/>
-        <w:rPr>
-          <w:sz w:val="16"/>
-        </w:rPr>
-      </w:pPr>
-      <w:r>
-        <w:rPr>
-          <w:sz w:val="16"/>
-        </w:rPr>
-        <w:t xml:space="preserve">    }</w:t>
-      </w:r>
-    </w:p>
-    <w:p>
-      <w:pPr>
-        <w:spacing w:after="0" w:line="240" w:lineRule="auto"/>
-        <w:rPr>
-          <w:sz w:val="16"/>
-        </w:rPr>
-      </w:pPr>
-      <w:r>
-        <w:rPr>
-          <w:sz w:val="16"/>
-        </w:rPr>
-        <w:t>}</w:t>
-      </w:r>
-    </w:p>
-    <w:p>
-      <w:pPr>
-        <w:spacing w:after="0" w:line="240" w:lineRule="auto"/>
-        <w:rPr>
-          <w:sz w:val="16"/>
-        </w:rPr>
-      </w:pPr>
-      <w:proofErr w:type="spellStart"/>
-      <w:r>
-        <w:rPr>
-          <w:sz w:val="16"/>
-        </w:rPr>
-        <w:t>package</w:t>
-      </w:r>
-      <w:proofErr w:type="spellEnd"/>
-      <w:r>
-        <w:rPr>
-          <w:sz w:val="16"/>
-        </w:rPr>
-        <w:t xml:space="preserve"> </w:t>
-      </w:r>
-      <w:proofErr w:type="spellStart"/>
-      <w:r>
-        <w:rPr>
-          <w:sz w:val="16"/>
-        </w:rPr>
-        <w:t>com.</w:t>
-      </w:r>
-      <w:proofErr w:type="gramStart"/>
-      <w:r>
-        <w:rPr>
-          <w:sz w:val="16"/>
-        </w:rPr>
-        <w:t>example.calculator</w:t>
-      </w:r>
-      <w:proofErr w:type="spellEnd"/>
-      <w:proofErr w:type="gramEnd"/>
-      <w:r>
-        <w:rPr>
-          <w:sz w:val="16"/>
-        </w:rPr>
-        <w:t>;</w:t>
-      </w:r>
-    </w:p>
-    <w:p>
-      <w:pPr>
-        <w:spacing w:after="0" w:line="240" w:lineRule="auto"/>
-        <w:rPr>
-          <w:sz w:val="16"/>
-        </w:rPr>
-      </w:pPr>
-    </w:p>
-    <w:p>
-      <w:pPr>
-        <w:spacing w:after="0" w:line="240" w:lineRule="auto"/>
-        <w:rPr>
-          <w:sz w:val="16"/>
-        </w:rPr>
-      </w:pPr>
-      <w:proofErr w:type="spellStart"/>
-      <w:r>
-        <w:rPr>
-          <w:sz w:val="16"/>
-        </w:rPr>
-        <w:t>public</w:t>
-      </w:r>
-      <w:proofErr w:type="spellEnd"/>
-      <w:r>
-        <w:rPr>
-          <w:sz w:val="16"/>
-        </w:rPr>
-        <w:t xml:space="preserve"> </w:t>
-      </w:r>
-      <w:proofErr w:type="spellStart"/>
-      <w:r>
-        <w:rPr>
-          <w:sz w:val="16"/>
-        </w:rPr>
-        <w:t>class</w:t>
-      </w:r>
-      <w:proofErr w:type="spellEnd"/>
-      <w:r>
-        <w:rPr>
-          <w:sz w:val="16"/>
-        </w:rPr>
-        <w:t xml:space="preserve"> </w:t>
-      </w:r>
-      <w:proofErr w:type="spellStart"/>
-      <w:r>
-        <w:rPr>
-          <w:sz w:val="16"/>
-        </w:rPr>
-        <w:t>Multiplication</w:t>
-      </w:r>
-      <w:proofErr w:type="spellEnd"/>
-      <w:r>
-        <w:rPr>
-          <w:sz w:val="16"/>
-        </w:rPr>
-        <w:t xml:space="preserve"> </w:t>
-      </w:r>
-      <w:proofErr w:type="spellStart"/>
-      <w:r>
-        <w:rPr>
-          <w:sz w:val="16"/>
-        </w:rPr>
-        <w:t>implements</w:t>
-      </w:r>
-      <w:proofErr w:type="spellEnd"/>
-      <w:r>
-        <w:rPr>
-          <w:sz w:val="16"/>
-        </w:rPr>
-        <w:t xml:space="preserve"> </w:t>
-      </w:r>
-      <w:proofErr w:type="spellStart"/>
-      <w:r>
-        <w:rPr>
-          <w:sz w:val="16"/>
-        </w:rPr>
-        <w:t>Operation</w:t>
-      </w:r>
-      <w:proofErr w:type="spellEnd"/>
-      <w:r>
-        <w:rPr>
-          <w:sz w:val="16"/>
-        </w:rPr>
-        <w:t xml:space="preserve"> {</w:t>
-      </w:r>
-    </w:p>
-    <w:p>
-      <w:pPr>
-        <w:spacing w:after="0" w:line="240" w:lineRule="auto"/>
-        <w:rPr>
-          <w:sz w:val="16"/>
-        </w:rPr>
-      </w:pPr>
-      <w:r>
-        <w:rPr>
-          <w:sz w:val="16"/>
-        </w:rPr>
-        <w:t xml:space="preserve">    @</w:t>
-      </w:r>
-      <w:proofErr w:type="spellStart"/>
-      <w:r>
-        <w:rPr>
-          <w:sz w:val="16"/>
-        </w:rPr>
-        <w:t>Override</w:t>
-      </w:r>
-      <w:proofErr w:type="spellEnd"/>
-    </w:p>
-    <w:p>
-      <w:pPr>
-        <w:spacing w:after="0" w:line="240" w:lineRule="auto"/>
-        <w:rPr>
-          <w:sz w:val="16"/>
-        </w:rPr>
-      </w:pPr>
-      <w:r>
-        <w:rPr>
-          <w:sz w:val="16"/>
-        </w:rPr>
-        <w:lastRenderedPageBreak/>
-        <w:t xml:space="preserve">    </w:t>
-      </w:r>
-      <w:proofErr w:type="spellStart"/>
-      <w:r>
-        <w:rPr>
-          <w:sz w:val="16"/>
-        </w:rPr>
-        <w:t>public</w:t>
-      </w:r>
-      <w:proofErr w:type="spellEnd"/>
-      <w:r>
-        <w:rPr>
-          <w:sz w:val="16"/>
-        </w:rPr>
-        <w:t xml:space="preserve"> </w:t>
-      </w:r>
-      <w:proofErr w:type="spellStart"/>
-      <w:r>
-        <w:rPr>
-          <w:sz w:val="16"/>
-        </w:rPr>
-        <w:t>double</w:t>
-      </w:r>
-      <w:proofErr w:type="spellEnd"/>
-      <w:r>
-        <w:rPr>
-          <w:sz w:val="16"/>
-        </w:rPr>
-        <w:t xml:space="preserve"> </w:t>
-      </w:r>
-      <w:proofErr w:type="spellStart"/>
-      <w:proofErr w:type="gramStart"/>
-      <w:r>
-        <w:rPr>
-          <w:sz w:val="16"/>
-        </w:rPr>
-        <w:t>execute</w:t>
-      </w:r>
-      <w:proofErr w:type="spellEnd"/>
-      <w:r>
-        <w:rPr>
-          <w:sz w:val="16"/>
-        </w:rPr>
-        <w:t>(</w:t>
-      </w:r>
-      <w:proofErr w:type="spellStart"/>
-      <w:proofErr w:type="gramEnd"/>
-      <w:r>
-        <w:rPr>
-          <w:sz w:val="16"/>
-        </w:rPr>
-        <w:t>double</w:t>
-      </w:r>
-      <w:proofErr w:type="spellEnd"/>
-      <w:r>
-        <w:rPr>
-          <w:sz w:val="16"/>
-        </w:rPr>
-        <w:t xml:space="preserve"> operand1, </w:t>
-      </w:r>
-      <w:proofErr w:type="spellStart"/>
-      <w:r>
-        <w:rPr>
-          <w:sz w:val="16"/>
-        </w:rPr>
-        <w:t>double</w:t>
-      </w:r>
-      <w:proofErr w:type="spellEnd"/>
-      <w:r>
-        <w:rPr>
-          <w:sz w:val="16"/>
-        </w:rPr>
-        <w:t xml:space="preserve"> operand2) {</w:t>
-      </w:r>
-    </w:p>
-    <w:p>
-      <w:pPr>
-        <w:spacing w:after="0" w:line="240" w:lineRule="auto"/>
-        <w:rPr>
-          <w:sz w:val="16"/>
-        </w:rPr>
-      </w:pPr>
-      <w:r>
-        <w:rPr>
-          <w:sz w:val="16"/>
-        </w:rPr>
-        <w:t xml:space="preserve">        </w:t>
-      </w:r>
-      <w:proofErr w:type="spellStart"/>
-      <w:r>
-        <w:rPr>
-          <w:sz w:val="16"/>
-        </w:rPr>
-        <w:t>return</w:t>
-      </w:r>
-      <w:proofErr w:type="spellEnd"/>
-      <w:r>
-        <w:rPr>
-          <w:sz w:val="16"/>
-        </w:rPr>
-        <w:t xml:space="preserve"> operand1 * operand2;</w:t>
-      </w:r>
-    </w:p>
-    <w:p>
-      <w:pPr>
-        <w:spacing w:after="0" w:line="240" w:lineRule="auto"/>
-        <w:rPr>
-          <w:sz w:val="16"/>
-        </w:rPr>
-      </w:pPr>
-      <w:r>
-        <w:rPr>
-          <w:sz w:val="16"/>
-        </w:rPr>
-        <w:t xml:space="preserve">    }</w:t>
-      </w:r>
-    </w:p>
-    <w:p>
-      <w:pPr>
-        <w:spacing w:after="0" w:line="240" w:lineRule="auto"/>
-        <w:rPr>
-          <w:sz w:val="16"/>
-        </w:rPr>
-      </w:pPr>
-      <w:r>
-        <w:rPr>
-          <w:sz w:val="16"/>
-        </w:rPr>
-        <w:t>}</w:t>
-      </w:r>
-    </w:p>
-    <w:p>
-      <w:pPr>
-        <w:spacing w:after="0" w:line="240" w:lineRule="auto"/>
-        <w:rPr>
-          <w:sz w:val="16"/>
-        </w:rPr>
-      </w:pPr>
-      <w:proofErr w:type="spellStart"/>
-      <w:r>
-        <w:rPr>
-          <w:sz w:val="16"/>
-        </w:rPr>
-        <w:t>package</w:t>
-      </w:r>
-      <w:proofErr w:type="spellEnd"/>
-      <w:r>
-        <w:rPr>
-          <w:sz w:val="16"/>
-        </w:rPr>
-        <w:t xml:space="preserve"> </w:t>
-      </w:r>
-      <w:proofErr w:type="spellStart"/>
-      <w:r>
-        <w:rPr>
-          <w:sz w:val="16"/>
-        </w:rPr>
-        <w:t>com.</w:t>
-      </w:r>
-      <w:proofErr w:type="gramStart"/>
-      <w:r>
-        <w:rPr>
-          <w:sz w:val="16"/>
-        </w:rPr>
-        <w:t>example.calculator</w:t>
-      </w:r>
-      <w:proofErr w:type="spellEnd"/>
-      <w:proofErr w:type="gramEnd"/>
-      <w:r>
-        <w:rPr>
-          <w:sz w:val="16"/>
-        </w:rPr>
-        <w:t>;</w:t>
-      </w:r>
-    </w:p>
-    <w:p>
-      <w:pPr>
-        <w:spacing w:after="0" w:line="240" w:lineRule="auto"/>
-        <w:rPr>
-          <w:sz w:val="16"/>
-        </w:rPr>
-      </w:pPr>
-    </w:p>
-    <w:p>
-      <w:pPr>
-        <w:spacing w:after="0" w:line="240" w:lineRule="auto"/>
-        <w:rPr>
-          <w:sz w:val="16"/>
-        </w:rPr>
-      </w:pPr>
-      <w:proofErr w:type="spellStart"/>
-      <w:r>
-        <w:rPr>
-          <w:sz w:val="16"/>
-        </w:rPr>
-        <w:t>public</w:t>
-      </w:r>
-      <w:proofErr w:type="spellEnd"/>
-      <w:r>
-        <w:rPr>
-          <w:sz w:val="16"/>
-        </w:rPr>
-        <w:t xml:space="preserve"> </w:t>
-      </w:r>
-      <w:proofErr w:type="spellStart"/>
-      <w:r>
-        <w:rPr>
-          <w:sz w:val="16"/>
-        </w:rPr>
-        <w:t>class</w:t>
-      </w:r>
-      <w:proofErr w:type="spellEnd"/>
-      <w:r>
-        <w:rPr>
-          <w:sz w:val="16"/>
-        </w:rPr>
-        <w:t xml:space="preserve"> </w:t>
-      </w:r>
-      <w:proofErr w:type="spellStart"/>
-      <w:r>
-        <w:rPr>
-          <w:sz w:val="16"/>
-        </w:rPr>
-        <w:t>Division</w:t>
-      </w:r>
-      <w:proofErr w:type="spellEnd"/>
-      <w:r>
-        <w:rPr>
-          <w:sz w:val="16"/>
-        </w:rPr>
-        <w:t xml:space="preserve"> </w:t>
-      </w:r>
-      <w:proofErr w:type="spellStart"/>
-      <w:r>
-        <w:rPr>
-          <w:sz w:val="16"/>
-        </w:rPr>
-        <w:t>implements</w:t>
-      </w:r>
-      <w:proofErr w:type="spellEnd"/>
-      <w:r>
-        <w:rPr>
-          <w:sz w:val="16"/>
-        </w:rPr>
-        <w:t xml:space="preserve"> </w:t>
-      </w:r>
-      <w:proofErr w:type="spellStart"/>
-      <w:r>
-        <w:rPr>
-          <w:sz w:val="16"/>
-        </w:rPr>
-        <w:t>Operation</w:t>
-      </w:r>
-      <w:proofErr w:type="spellEnd"/>
-      <w:r>
-        <w:rPr>
-          <w:sz w:val="16"/>
-        </w:rPr>
-        <w:t xml:space="preserve"> {</w:t>
-      </w:r>
-    </w:p>
-    <w:p>
-      <w:pPr>
-        <w:spacing w:after="0" w:line="240" w:lineRule="auto"/>
-        <w:rPr>
-          <w:sz w:val="16"/>
-        </w:rPr>
-      </w:pPr>
-      <w:r>
-        <w:rPr>
-          <w:sz w:val="16"/>
-        </w:rPr>
-        <w:t xml:space="preserve">    @</w:t>
-      </w:r>
-      <w:proofErr w:type="spellStart"/>
-      <w:r>
-        <w:rPr>
-          <w:sz w:val="16"/>
-        </w:rPr>
-        <w:t>Override</w:t>
-      </w:r>
-      <w:proofErr w:type="spellEnd"/>
-    </w:p>
-    <w:p>
-      <w:pPr>
-        <w:spacing w:after="0" w:line="240" w:lineRule="auto"/>
-        <w:rPr>
-          <w:sz w:val="16"/>
-        </w:rPr>
-      </w:pPr>
-      <w:r>
-        <w:rPr>
-          <w:sz w:val="16"/>
-        </w:rPr>
-        <w:t xml:space="preserve">    </w:t>
-      </w:r>
-      <w:proofErr w:type="spellStart"/>
-      <w:r>
-        <w:rPr>
-          <w:sz w:val="16"/>
-        </w:rPr>
-        <w:t>public</w:t>
-      </w:r>
-      <w:proofErr w:type="spellEnd"/>
-      <w:r>
-        <w:rPr>
-          <w:sz w:val="16"/>
-        </w:rPr>
-        <w:t xml:space="preserve"> </w:t>
-      </w:r>
-      <w:proofErr w:type="spellStart"/>
-      <w:r>
-        <w:rPr>
-          <w:sz w:val="16"/>
-        </w:rPr>
-        <w:t>double</w:t>
-      </w:r>
-      <w:proofErr w:type="spellEnd"/>
-      <w:r>
-        <w:rPr>
-          <w:sz w:val="16"/>
-        </w:rPr>
-        <w:t xml:space="preserve"> </w:t>
-      </w:r>
-      <w:proofErr w:type="spellStart"/>
-      <w:proofErr w:type="gramStart"/>
-      <w:r>
-        <w:rPr>
-          <w:sz w:val="16"/>
-        </w:rPr>
-        <w:t>execute</w:t>
-      </w:r>
-      <w:proofErr w:type="spellEnd"/>
-      <w:r>
-        <w:rPr>
-          <w:sz w:val="16"/>
-        </w:rPr>
-        <w:t>(</w:t>
-      </w:r>
-      <w:proofErr w:type="spellStart"/>
-      <w:proofErr w:type="gramEnd"/>
-      <w:r>
-        <w:rPr>
-          <w:sz w:val="16"/>
-        </w:rPr>
-        <w:t>double</w:t>
-      </w:r>
-      <w:proofErr w:type="spellEnd"/>
-      <w:r>
-        <w:rPr>
-          <w:sz w:val="16"/>
-        </w:rPr>
-        <w:t xml:space="preserve"> operand1, </w:t>
-      </w:r>
-      <w:proofErr w:type="spellStart"/>
-      <w:r>
-        <w:rPr>
-          <w:sz w:val="16"/>
-        </w:rPr>
-        <w:t>double</w:t>
-      </w:r>
-      <w:proofErr w:type="spellEnd"/>
-      <w:r>
-        <w:rPr>
-          <w:sz w:val="16"/>
-        </w:rPr>
-        <w:t xml:space="preserve"> operand2) {</w:t>
-      </w:r>
-    </w:p>
-    <w:p>
-      <w:pPr>
-        <w:spacing w:after="0" w:line="240" w:lineRule="auto"/>
-        <w:rPr>
-          <w:sz w:val="16"/>
-        </w:rPr>
-      </w:pPr>
-      <w:r>
-        <w:rPr>
-          <w:sz w:val="16"/>
-        </w:rPr>
-        <w:t xml:space="preserve">        </w:t>
-      </w:r>
-      <w:proofErr w:type="spellStart"/>
-      <w:r>
-        <w:rPr>
-          <w:sz w:val="16"/>
-        </w:rPr>
-        <w:t>if</w:t>
-      </w:r>
-      <w:proofErr w:type="spellEnd"/>
-      <w:r>
-        <w:rPr>
-          <w:sz w:val="16"/>
-        </w:rPr>
-        <w:t xml:space="preserve"> (operand2 == 0) {</w:t>
-      </w:r>
-    </w:p>
-    <w:p>
-      <w:pPr>
-        <w:spacing w:after="0" w:line="240" w:lineRule="auto"/>
-        <w:rPr>
-          <w:sz w:val="16"/>
-        </w:rPr>
-      </w:pPr>
-      <w:r>
-        <w:rPr>
-          <w:sz w:val="16"/>
-        </w:rPr>
-        <w:t xml:space="preserve">            </w:t>
-      </w:r>
-      <w:proofErr w:type="spellStart"/>
-      <w:r>
-        <w:rPr>
-          <w:sz w:val="16"/>
-        </w:rPr>
-        <w:t>throw</w:t>
-      </w:r>
-      <w:proofErr w:type="spellEnd"/>
-      <w:r>
-        <w:rPr>
-          <w:sz w:val="16"/>
-        </w:rPr>
-        <w:t xml:space="preserve"> </w:t>
-      </w:r>
-      <w:proofErr w:type="spellStart"/>
-      <w:r>
-        <w:rPr>
-          <w:sz w:val="16"/>
-        </w:rPr>
-        <w:t>new</w:t>
-      </w:r>
-      <w:proofErr w:type="spellEnd"/>
-      <w:r>
-        <w:rPr>
-          <w:sz w:val="16"/>
-        </w:rPr>
-        <w:t xml:space="preserve"> </w:t>
-      </w:r>
-      <w:proofErr w:type="spellStart"/>
-      <w:proofErr w:type="gramStart"/>
-      <w:r>
-        <w:rPr>
-          <w:sz w:val="16"/>
-        </w:rPr>
-        <w:t>IllegalArgumentException</w:t>
-      </w:r>
-      <w:proofErr w:type="spellEnd"/>
-      <w:r>
-        <w:rPr>
-          <w:sz w:val="16"/>
-        </w:rPr>
-        <w:t>(</w:t>
-      </w:r>
-      <w:proofErr w:type="gramEnd"/>
-      <w:r>
-        <w:rPr>
-          <w:sz w:val="16"/>
-        </w:rPr>
-        <w:t>"</w:t>
-      </w:r>
-      <w:proofErr w:type="spellStart"/>
-      <w:r>
-        <w:rPr>
-          <w:sz w:val="16"/>
-        </w:rPr>
-        <w:t>Division</w:t>
-      </w:r>
-      <w:proofErr w:type="spellEnd"/>
-      <w:r>
-        <w:rPr>
-          <w:sz w:val="16"/>
-        </w:rPr>
-        <w:t xml:space="preserve"> </w:t>
-      </w:r>
-      <w:proofErr w:type="spellStart"/>
-      <w:r>
-        <w:rPr>
-          <w:sz w:val="16"/>
-        </w:rPr>
-        <w:t>by</w:t>
-      </w:r>
-      <w:proofErr w:type="spellEnd"/>
-      <w:r>
-        <w:rPr>
-          <w:sz w:val="16"/>
-        </w:rPr>
-        <w:t xml:space="preserve"> </w:t>
-      </w:r>
-      <w:proofErr w:type="spellStart"/>
-      <w:r>
-        <w:rPr>
-          <w:sz w:val="16"/>
-        </w:rPr>
-        <w:t>zero</w:t>
-      </w:r>
-      <w:proofErr w:type="spellEnd"/>
-      <w:r>
-        <w:rPr>
-          <w:sz w:val="16"/>
-        </w:rPr>
-        <w:t xml:space="preserve"> </w:t>
-      </w:r>
-      <w:proofErr w:type="spellStart"/>
-      <w:r>
-        <w:rPr>
-          <w:sz w:val="16"/>
-        </w:rPr>
-        <w:t>is</w:t>
-      </w:r>
-      <w:proofErr w:type="spellEnd"/>
-      <w:r>
-        <w:rPr>
-          <w:sz w:val="16"/>
-        </w:rPr>
-        <w:t xml:space="preserve"> </w:t>
-      </w:r>
-      <w:proofErr w:type="spellStart"/>
-      <w:r>
-        <w:rPr>
-          <w:sz w:val="16"/>
-        </w:rPr>
-        <w:t>not</w:t>
-      </w:r>
-      <w:proofErr w:type="spellEnd"/>
-      <w:r>
-        <w:rPr>
-          <w:sz w:val="16"/>
-        </w:rPr>
-        <w:t xml:space="preserve"> </w:t>
-      </w:r>
-      <w:proofErr w:type="spellStart"/>
-      <w:r>
-        <w:rPr>
-          <w:sz w:val="16"/>
-        </w:rPr>
-        <w:t>allowed</w:t>
-      </w:r>
-      <w:proofErr w:type="spellEnd"/>
-      <w:r>
-        <w:rPr>
-          <w:sz w:val="16"/>
-        </w:rPr>
-        <w:t>");</w:t>
-      </w:r>
-    </w:p>
-    <w:p>
-      <w:pPr>
-        <w:spacing w:after="0" w:line="240" w:lineRule="auto"/>
-        <w:rPr>
-          <w:sz w:val="16"/>
-        </w:rPr>
-      </w:pPr>
-      <w:r>
-        <w:rPr>
-          <w:sz w:val="16"/>
-        </w:rPr>
-        <w:t xml:space="preserve">        }</w:t>
-      </w:r>
-    </w:p>
-    <w:p>
-      <w:pPr>
-        <w:spacing w:after="0" w:line="240" w:lineRule="auto"/>
-        <w:rPr>
-          <w:sz w:val="16"/>
-        </w:rPr>
-      </w:pPr>
-      <w:r>
-        <w:rPr>
-          <w:sz w:val="16"/>
-        </w:rPr>
-        <w:t xml:space="preserve">        </w:t>
-      </w:r>
-      <w:proofErr w:type="spellStart"/>
-      <w:r>
-        <w:rPr>
-          <w:sz w:val="16"/>
-        </w:rPr>
-        <w:t>return</w:t>
-      </w:r>
-      <w:proofErr w:type="spellEnd"/>
-      <w:r>
-        <w:rPr>
-          <w:sz w:val="16"/>
-        </w:rPr>
-        <w:t xml:space="preserve"> operand1 / operand2;</w:t>
-      </w:r>
-    </w:p>
-    <w:p>
-      <w:pPr>
-        <w:spacing w:after="0" w:line="240" w:lineRule="auto"/>
-        <w:rPr>
-          <w:sz w:val="16"/>
-        </w:rPr>
-      </w:pPr>
-      <w:r>
-        <w:rPr>
-          <w:sz w:val="16"/>
-        </w:rPr>
-        <w:t xml:space="preserve">    }</w:t>
-      </w:r>
-    </w:p>
-    <w:p>
-      <w:pPr>
-        <w:spacing w:after="0" w:line="240" w:lineRule="auto"/>
-        <w:rPr>
-          <w:sz w:val="16"/>
-        </w:rPr>
-      </w:pPr>
-      <w:r>
-        <w:rPr>
-          <w:sz w:val="16"/>
-        </w:rPr>
-        <w:t>}</w:t>
-      </w:r>
-    </w:p>
-    <w:p>
-      <w:pPr>
-        <w:spacing w:after="0" w:line="240" w:lineRule="auto"/>
-        <w:rPr>
-          <w:sz w:val="16"/>
-        </w:rPr>
-      </w:pPr>
-      <w:proofErr w:type="spellStart"/>
-      <w:r>
-        <w:rPr>
-          <w:sz w:val="16"/>
-        </w:rPr>
-        <w:t>package</w:t>
-      </w:r>
-      <w:proofErr w:type="spellEnd"/>
-      <w:r>
-        <w:rPr>
-          <w:sz w:val="16"/>
-        </w:rPr>
-        <w:t xml:space="preserve"> </w:t>
-      </w:r>
-      <w:proofErr w:type="spellStart"/>
-      <w:r>
-        <w:rPr>
-          <w:sz w:val="16"/>
-        </w:rPr>
-        <w:t>com.example.calculator</w:t>
-      </w:r>
-      <w:proofErr w:type="spellEnd"/>
-      <w:r>
-        <w:rPr>
-          <w:sz w:val="16"/>
-        </w:rPr>
-        <w:t>;</w:t>
-      </w:r>
-      <w:r>
-        <w:rPr>
-          <w:sz w:val="16"/>
+          <w:sz w:val="16"/>
+          <w:lang w:val="en-US"/>
+        </w:rPr>
+        <w:t>&lt;&gt;();</w:t>
+      </w:r>
+      <w:r>
+        <w:rPr>
+          <w:sz w:val="16"/>
+          <w:lang w:val="en-US"/>
         </w:rPr>
         <w:br/>
-      </w:r>
-      <w:r>
-        <w:rPr>
-          <w:sz w:val="16"/>
-        </w:rPr>
-        <w:br/>
-      </w:r>
-      <w:proofErr w:type="spellStart"/>
-      <w:r>
-        <w:rPr>
-          <w:sz w:val="16"/>
-        </w:rPr>
-        <w:t>import</w:t>
-      </w:r>
-      <w:proofErr w:type="spellEnd"/>
-      <w:r>
-        <w:rPr>
-          <w:sz w:val="16"/>
-        </w:rPr>
-        <w:t xml:space="preserve"> </w:t>
-      </w:r>
-      <w:proofErr w:type="spellStart"/>
-      <w:r>
-        <w:rPr>
-          <w:sz w:val="16"/>
-        </w:rPr>
-        <w:t>java.util.HashMap</w:t>
-      </w:r>
-      <w:proofErr w:type="spellEnd"/>
-      <w:r>
-        <w:rPr>
-          <w:sz w:val="16"/>
-        </w:rPr>
-        <w:t>;</w:t>
-      </w:r>
-      <w:r>
-        <w:rPr>
-          <w:sz w:val="16"/>
-        </w:rPr>
-        <w:br/>
-      </w:r>
-      <w:proofErr w:type="spellStart"/>
-      <w:r>
-        <w:rPr>
-          <w:sz w:val="16"/>
-        </w:rPr>
-        <w:t>import</w:t>
-      </w:r>
-      <w:proofErr w:type="spellEnd"/>
-      <w:r>
-        <w:rPr>
-          <w:sz w:val="16"/>
-        </w:rPr>
-        <w:t xml:space="preserve"> </w:t>
-      </w:r>
-      <w:proofErr w:type="spellStart"/>
-      <w:r>
-        <w:rPr>
-          <w:sz w:val="16"/>
-        </w:rPr>
-        <w:t>java.util.Map</w:t>
-      </w:r>
-      <w:proofErr w:type="spellEnd"/>
-      <w:r>
-        <w:rPr>
-          <w:sz w:val="16"/>
-        </w:rPr>
-        <w:t>;</w:t>
-      </w:r>
-      <w:r>
-        <w:rPr>
-          <w:sz w:val="16"/>
-        </w:rPr>
-        <w:br/>
-      </w:r>
-      <w:r>
-        <w:rPr>
-          <w:sz w:val="16"/>
-        </w:rPr>
-        <w:br/>
-      </w:r>
-      <w:proofErr w:type="spellStart"/>
-      <w:r>
-        <w:rPr>
-          <w:sz w:val="16"/>
-        </w:rPr>
-        <w:t>public</w:t>
-      </w:r>
-      <w:proofErr w:type="spellEnd"/>
-      <w:r>
-        <w:rPr>
-          <w:sz w:val="16"/>
-        </w:rPr>
-        <w:t xml:space="preserve"> </w:t>
-      </w:r>
-      <w:proofErr w:type="spellStart"/>
-      <w:r>
-        <w:rPr>
-          <w:sz w:val="16"/>
-        </w:rPr>
-        <w:t>class</w:t>
-      </w:r>
-      <w:proofErr w:type="spellEnd"/>
-      <w:r>
-        <w:rPr>
-          <w:sz w:val="16"/>
-        </w:rPr>
-        <w:t xml:space="preserve"> </w:t>
-      </w:r>
-      <w:proofErr w:type="spellStart"/>
-      <w:r>
-        <w:rPr>
-          <w:sz w:val="16"/>
-        </w:rPr>
-        <w:t>Calculator</w:t>
-      </w:r>
-      <w:proofErr w:type="spellEnd"/>
-      <w:r>
-        <w:rPr>
-          <w:sz w:val="16"/>
-        </w:rPr>
-        <w:t xml:space="preserve"> {</w:t>
-      </w:r>
-      <w:r>
-        <w:rPr>
-          <w:sz w:val="16"/>
-        </w:rPr>
-        <w:br/>
-      </w:r>
-      <w:r>
-        <w:rPr>
-          <w:sz w:val="16"/>
-        </w:rPr>
-        <w:br/>
-        <w:t xml:space="preserve">    </w:t>
-      </w:r>
-      <w:proofErr w:type="spellStart"/>
-      <w:r>
-        <w:rPr>
-          <w:sz w:val="16"/>
-        </w:rPr>
-        <w:t>private</w:t>
-      </w:r>
-      <w:proofErr w:type="spellEnd"/>
-      <w:r>
-        <w:rPr>
-          <w:sz w:val="16"/>
-        </w:rPr>
-        <w:t xml:space="preserve"> </w:t>
-      </w:r>
-      <w:proofErr w:type="spellStart"/>
-      <w:r>
-        <w:rPr>
-          <w:sz w:val="16"/>
-        </w:rPr>
-        <w:t>Map</w:t>
-      </w:r>
-      <w:proofErr w:type="spellEnd"/>
-      <w:r>
-        <w:rPr>
-          <w:sz w:val="16"/>
-        </w:rPr>
-        <w:t>&lt;</w:t>
-      </w:r>
-      <w:proofErr w:type="spellStart"/>
-      <w:r>
-        <w:rPr>
-          <w:sz w:val="16"/>
-        </w:rPr>
-        <w:t>String</w:t>
-      </w:r>
-      <w:proofErr w:type="spellEnd"/>
-      <w:r>
-        <w:rPr>
-          <w:sz w:val="16"/>
-        </w:rPr>
-        <w:t xml:space="preserve">, </w:t>
-      </w:r>
-      <w:proofErr w:type="spellStart"/>
-      <w:r>
-        <w:rPr>
-          <w:sz w:val="16"/>
-        </w:rPr>
-        <w:t>Operation</w:t>
-      </w:r>
-      <w:proofErr w:type="spellEnd"/>
-      <w:r>
-        <w:rPr>
-          <w:sz w:val="16"/>
-        </w:rPr>
-        <w:t xml:space="preserve">&gt; </w:t>
-      </w:r>
-      <w:proofErr w:type="spellStart"/>
-      <w:r>
-        <w:rPr>
-          <w:sz w:val="16"/>
-        </w:rPr>
-        <w:t>operations</w:t>
-      </w:r>
-      <w:proofErr w:type="spellEnd"/>
-      <w:r>
-        <w:rPr>
-          <w:sz w:val="16"/>
-        </w:rPr>
-        <w:t xml:space="preserve"> = </w:t>
-      </w:r>
-      <w:proofErr w:type="spellStart"/>
-      <w:r>
-        <w:rPr>
-          <w:sz w:val="16"/>
-        </w:rPr>
-        <w:t>new</w:t>
-      </w:r>
-      <w:proofErr w:type="spellEnd"/>
-      <w:r>
-        <w:rPr>
-          <w:sz w:val="16"/>
-        </w:rPr>
-        <w:t xml:space="preserve"> </w:t>
-      </w:r>
-      <w:proofErr w:type="spellStart"/>
-      <w:r>
-        <w:rPr>
-          <w:sz w:val="16"/>
-        </w:rPr>
-        <w:t>HashMap</w:t>
-      </w:r>
-      <w:proofErr w:type="spellEnd"/>
-      <w:r>
-        <w:rPr>
-          <w:sz w:val="16"/>
-        </w:rPr>
-        <w:t>&lt;&gt;();</w:t>
-      </w:r>
-      <w:r>
-        <w:rPr>
-          <w:sz w:val="16"/>
-        </w:rPr>
-        <w:br/>
-        <w:t xml:space="preserve">    </w:t>
-      </w:r>
-      <w:proofErr w:type="spellStart"/>
-      <w:r>
-        <w:rPr>
-          <w:sz w:val="16"/>
-        </w:rPr>
-        <w:t>public</w:t>
-      </w:r>
-      <w:proofErr w:type="spellEnd"/>
-      <w:r>
-        <w:rPr>
-          <w:sz w:val="16"/>
-        </w:rPr>
-        <w:t xml:space="preserve"> </w:t>
-      </w:r>
-      <w:proofErr w:type="spellStart"/>
-      <w:r>
-        <w:rPr>
-          <w:sz w:val="16"/>
-        </w:rPr>
-        <w:t>Calculator</w:t>
-      </w:r>
-      <w:proofErr w:type="spellEnd"/>
-      <w:r>
-        <w:rPr>
-          <w:sz w:val="16"/>
-        </w:rPr>
-        <w:t>(</w:t>
-      </w:r>
-      <w:proofErr w:type="spellStart"/>
-      <w:r>
-        <w:rPr>
-          <w:sz w:val="16"/>
-        </w:rPr>
-        <w:t>Map</w:t>
-      </w:r>
-      <w:proofErr w:type="spellEnd"/>
-      <w:r>
-        <w:rPr>
-          <w:sz w:val="16"/>
-        </w:rPr>
-        <w:t>&lt;</w:t>
-      </w:r>
-      <w:proofErr w:type="spellStart"/>
-      <w:r>
-        <w:rPr>
-          <w:sz w:val="16"/>
-        </w:rPr>
-        <w:t>String</w:t>
-      </w:r>
-      <w:proofErr w:type="spellEnd"/>
-      <w:r>
-        <w:rPr>
-          <w:sz w:val="16"/>
-        </w:rPr>
-        <w:t xml:space="preserve">, </w:t>
-      </w:r>
-      <w:proofErr w:type="spellStart"/>
-      <w:r>
-        <w:rPr>
-          <w:sz w:val="16"/>
-        </w:rPr>
-        <w:t>Operation</w:t>
-      </w:r>
-      <w:proofErr w:type="spellEnd"/>
-      <w:r>
-        <w:rPr>
-          <w:sz w:val="16"/>
-        </w:rPr>
-        <w:t xml:space="preserve">&gt; </w:t>
-      </w:r>
-      <w:proofErr w:type="spellStart"/>
-      <w:r>
-        <w:rPr>
-          <w:sz w:val="16"/>
-        </w:rPr>
-        <w:t>operations</w:t>
-      </w:r>
-      <w:proofErr w:type="spellEnd"/>
-      <w:r>
-        <w:rPr>
-          <w:sz w:val="16"/>
-        </w:rPr>
-        <w:t>) {</w:t>
-      </w:r>
-      <w:r>
-        <w:rPr>
-          <w:sz w:val="16"/>
+        <w:t xml:space="preserve">    public Calculator(Map&lt;String, Operation&gt; operations) {</w:t>
+      </w:r>
+      <w:r>
+        <w:rPr>
+          <w:sz w:val="16"/>
+          <w:lang w:val="en-US"/>
         </w:rPr>
         <w:br/>
         <w:t xml:space="preserve">        </w:t>
@@ -5828,6 +4886,7 @@
       <w:r>
         <w:rPr>
           <w:sz w:val="16"/>
+          <w:lang w:val="en-US"/>
         </w:rPr>
         <w:t>this.operations</w:t>
       </w:r>
@@ -5835,26 +4894,14 @@
       <w:r>
         <w:rPr>
           <w:sz w:val="16"/>
-        </w:rPr>
-        <w:t xml:space="preserve"> = </w:t>
-      </w:r>
-      <w:proofErr w:type="spellStart"/>
-      <w:r>
-        <w:rPr>
-          <w:sz w:val="16"/>
-        </w:rPr>
-        <w:t>operations</w:t>
-      </w:r>
-      <w:proofErr w:type="spellEnd"/>
-      <w:r>
-        <w:rPr>
-          <w:sz w:val="16"/>
-        </w:rPr>
-        <w:t>;</w:t>
-      </w:r>
-      <w:r>
-        <w:rPr>
-          <w:sz w:val="16"/>
+          <w:lang w:val="en-US"/>
+        </w:rPr>
+        <w:t xml:space="preserve"> = operations;</w:t>
+      </w:r>
+      <w:r>
+        <w:rPr>
+          <w:sz w:val="16"/>
+          <w:lang w:val="en-US"/>
         </w:rPr>
         <w:br/>
         <w:t xml:space="preserve">    }</w:t>
@@ -5862,41 +4909,15 @@
       <w:r>
         <w:rPr>
           <w:sz w:val="16"/>
+          <w:lang w:val="en-US"/>
         </w:rPr>
         <w:br/>
-        <w:t xml:space="preserve">    </w:t>
-      </w:r>
-      <w:proofErr w:type="spellStart"/>
-      <w:r>
-        <w:rPr>
-          <w:sz w:val="16"/>
-        </w:rPr>
-        <w:t>public</w:t>
-      </w:r>
-      <w:proofErr w:type="spellEnd"/>
-      <w:r>
-        <w:rPr>
-          <w:sz w:val="16"/>
-        </w:rPr>
-        <w:t xml:space="preserve"> </w:t>
-      </w:r>
-      <w:proofErr w:type="spellStart"/>
-      <w:r>
-        <w:rPr>
-          <w:sz w:val="16"/>
-        </w:rPr>
-        <w:t>Calculator</w:t>
-      </w:r>
-      <w:proofErr w:type="spellEnd"/>
-      <w:r>
-        <w:rPr>
-          <w:sz w:val="16"/>
-        </w:rPr>
-        <w:t>() {</w:t>
-      </w:r>
-      <w:r>
-        <w:rPr>
-          <w:sz w:val="16"/>
+        <w:t xml:space="preserve">    public Calculator() {</w:t>
+      </w:r>
+      <w:r>
+        <w:rPr>
+          <w:sz w:val="16"/>
+          <w:lang w:val="en-US"/>
         </w:rPr>
         <w:br/>
         <w:t xml:space="preserve">        </w:t>
@@ -5905,6 +4926,7 @@
       <w:r>
         <w:rPr>
           <w:sz w:val="16"/>
+          <w:lang w:val="en-US"/>
         </w:rPr>
         <w:t>operations.put</w:t>
       </w:r>
@@ -5912,40 +4934,14 @@
       <w:r>
         <w:rPr>
           <w:sz w:val="16"/>
-        </w:rPr>
-        <w:t xml:space="preserve">("+", </w:t>
-      </w:r>
-      <w:proofErr w:type="spellStart"/>
-      <w:r>
-        <w:rPr>
-          <w:sz w:val="16"/>
-        </w:rPr>
-        <w:t>new</w:t>
-      </w:r>
-      <w:proofErr w:type="spellEnd"/>
-      <w:r>
-        <w:rPr>
-          <w:sz w:val="16"/>
-        </w:rPr>
-        <w:t xml:space="preserve"> </w:t>
-      </w:r>
-      <w:proofErr w:type="spellStart"/>
-      <w:r>
-        <w:rPr>
-          <w:sz w:val="16"/>
-        </w:rPr>
-        <w:t>Addition</w:t>
-      </w:r>
-      <w:proofErr w:type="spellEnd"/>
-      <w:r>
-        <w:rPr>
-          <w:sz w:val="16"/>
-        </w:rPr>
-        <w:t>());</w:t>
-      </w:r>
-      <w:r>
-        <w:rPr>
-          <w:sz w:val="16"/>
+          <w:lang w:val="en-US"/>
+        </w:rPr>
+        <w:t>("+", new Addition());</w:t>
+      </w:r>
+      <w:r>
+        <w:rPr>
+          <w:sz w:val="16"/>
+          <w:lang w:val="en-US"/>
         </w:rPr>
         <w:br/>
         <w:t xml:space="preserve">        </w:t>
@@ -5954,6 +4950,7 @@
       <w:r>
         <w:rPr>
           <w:sz w:val="16"/>
+          <w:lang w:val="en-US"/>
         </w:rPr>
         <w:t>operations.put</w:t>
       </w:r>
@@ -5961,40 +4958,14 @@
       <w:r>
         <w:rPr>
           <w:sz w:val="16"/>
-        </w:rPr>
-        <w:t xml:space="preserve">("-", </w:t>
-      </w:r>
-      <w:proofErr w:type="spellStart"/>
-      <w:r>
-        <w:rPr>
-          <w:sz w:val="16"/>
-        </w:rPr>
-        <w:t>new</w:t>
-      </w:r>
-      <w:proofErr w:type="spellEnd"/>
-      <w:r>
-        <w:rPr>
-          <w:sz w:val="16"/>
-        </w:rPr>
-        <w:t xml:space="preserve"> </w:t>
-      </w:r>
-      <w:proofErr w:type="spellStart"/>
-      <w:r>
-        <w:rPr>
-          <w:sz w:val="16"/>
-        </w:rPr>
-        <w:t>Subtraction</w:t>
-      </w:r>
-      <w:proofErr w:type="spellEnd"/>
-      <w:r>
-        <w:rPr>
-          <w:sz w:val="16"/>
-        </w:rPr>
-        <w:t>());</w:t>
-      </w:r>
-      <w:r>
-        <w:rPr>
-          <w:sz w:val="16"/>
+          <w:lang w:val="en-US"/>
+        </w:rPr>
+        <w:t>("-", new Subtraction());</w:t>
+      </w:r>
+      <w:r>
+        <w:rPr>
+          <w:sz w:val="16"/>
+          <w:lang w:val="en-US"/>
         </w:rPr>
         <w:br/>
         <w:t xml:space="preserve">        </w:t>
@@ -6003,6 +4974,7 @@
       <w:r>
         <w:rPr>
           <w:sz w:val="16"/>
+          <w:lang w:val="en-US"/>
         </w:rPr>
         <w:t>operations.put</w:t>
       </w:r>
@@ -6010,40 +4982,14 @@
       <w:r>
         <w:rPr>
           <w:sz w:val="16"/>
-        </w:rPr>
-        <w:t xml:space="preserve">("*", </w:t>
-      </w:r>
-      <w:proofErr w:type="spellStart"/>
-      <w:r>
-        <w:rPr>
-          <w:sz w:val="16"/>
-        </w:rPr>
-        <w:t>new</w:t>
-      </w:r>
-      <w:proofErr w:type="spellEnd"/>
-      <w:r>
-        <w:rPr>
-          <w:sz w:val="16"/>
-        </w:rPr>
-        <w:t xml:space="preserve"> </w:t>
-      </w:r>
-      <w:proofErr w:type="spellStart"/>
-      <w:r>
-        <w:rPr>
-          <w:sz w:val="16"/>
-        </w:rPr>
-        <w:t>Multiplication</w:t>
-      </w:r>
-      <w:proofErr w:type="spellEnd"/>
-      <w:r>
-        <w:rPr>
-          <w:sz w:val="16"/>
-        </w:rPr>
-        <w:t>());</w:t>
-      </w:r>
-      <w:r>
-        <w:rPr>
-          <w:sz w:val="16"/>
+          <w:lang w:val="en-US"/>
+        </w:rPr>
+        <w:t>("*", new Multiplication());</w:t>
+      </w:r>
+      <w:r>
+        <w:rPr>
+          <w:sz w:val="16"/>
+          <w:lang w:val="en-US"/>
         </w:rPr>
         <w:br/>
         <w:t xml:space="preserve">        </w:t>
@@ -6052,6 +4998,7 @@
       <w:r>
         <w:rPr>
           <w:sz w:val="16"/>
+          <w:lang w:val="en-US"/>
         </w:rPr>
         <w:t>operations.put</w:t>
       </w:r>
@@ -6059,40 +5006,14 @@
       <w:r>
         <w:rPr>
           <w:sz w:val="16"/>
-        </w:rPr>
-        <w:t xml:space="preserve">("/", </w:t>
-      </w:r>
-      <w:proofErr w:type="spellStart"/>
-      <w:r>
-        <w:rPr>
-          <w:sz w:val="16"/>
-        </w:rPr>
-        <w:t>new</w:t>
-      </w:r>
-      <w:proofErr w:type="spellEnd"/>
-      <w:r>
-        <w:rPr>
-          <w:sz w:val="16"/>
-        </w:rPr>
-        <w:t xml:space="preserve"> </w:t>
-      </w:r>
-      <w:proofErr w:type="spellStart"/>
-      <w:r>
-        <w:rPr>
-          <w:sz w:val="16"/>
-        </w:rPr>
-        <w:t>Division</w:t>
-      </w:r>
-      <w:proofErr w:type="spellEnd"/>
-      <w:r>
-        <w:rPr>
-          <w:sz w:val="16"/>
-        </w:rPr>
-        <w:t>());</w:t>
-      </w:r>
-      <w:r>
-        <w:rPr>
-          <w:sz w:val="16"/>
+          <w:lang w:val="en-US"/>
+        </w:rPr>
+        <w:t>("/", new Division());</w:t>
+      </w:r>
+      <w:r>
+        <w:rPr>
+          <w:sz w:val="16"/>
+          <w:lang w:val="en-US"/>
         </w:rPr>
         <w:br/>
         <w:t xml:space="preserve">    }</w:t>
@@ -6100,326 +5021,101 @@
       <w:r>
         <w:rPr>
           <w:sz w:val="16"/>
+          <w:lang w:val="en-US"/>
         </w:rPr>
         <w:br/>
       </w:r>
       <w:r>
         <w:rPr>
           <w:sz w:val="16"/>
+          <w:lang w:val="en-US"/>
         </w:rPr>
         <w:br/>
       </w:r>
       <w:r>
         <w:rPr>
           <w:sz w:val="16"/>
+          <w:lang w:val="en-US"/>
         </w:rPr>
         <w:br/>
-        <w:t xml:space="preserve">    </w:t>
+        <w:t xml:space="preserve">    public double calculate(double operand1, double operand2, String operator) {</w:t>
+      </w:r>
+      <w:r>
+        <w:rPr>
+          <w:sz w:val="16"/>
+          <w:lang w:val="en-US"/>
+        </w:rPr>
+        <w:br/>
+        <w:t xml:space="preserve">        Operation </w:t>
       </w:r>
       <w:proofErr w:type="spellStart"/>
       <w:r>
         <w:rPr>
           <w:sz w:val="16"/>
-        </w:rPr>
-        <w:t>public</w:t>
+          <w:lang w:val="en-US"/>
+        </w:rPr>
+        <w:t>operation</w:t>
       </w:r>
       <w:proofErr w:type="spellEnd"/>
       <w:r>
         <w:rPr>
           <w:sz w:val="16"/>
-        </w:rPr>
-        <w:t xml:space="preserve"> </w:t>
+          <w:lang w:val="en-US"/>
+        </w:rPr>
+        <w:t xml:space="preserve"> = </w:t>
       </w:r>
       <w:proofErr w:type="spellStart"/>
       <w:r>
         <w:rPr>
           <w:sz w:val="16"/>
-        </w:rPr>
-        <w:t>double</w:t>
+          <w:lang w:val="en-US"/>
+        </w:rPr>
+        <w:t>operations.get</w:t>
       </w:r>
       <w:proofErr w:type="spellEnd"/>
       <w:r>
         <w:rPr>
           <w:sz w:val="16"/>
-        </w:rPr>
-        <w:t xml:space="preserve"> </w:t>
+          <w:lang w:val="en-US"/>
+        </w:rPr>
+        <w:t>(operator);</w:t>
+      </w:r>
+      <w:r>
+        <w:rPr>
+          <w:sz w:val="16"/>
+          <w:lang w:val="en-US"/>
+        </w:rPr>
+        <w:br/>
+        <w:t xml:space="preserve">        if (operation == null) {</w:t>
+      </w:r>
+      <w:r>
+        <w:rPr>
+          <w:sz w:val="16"/>
+          <w:lang w:val="en-US"/>
+        </w:rPr>
+        <w:br/>
+        <w:t xml:space="preserve">            throw new </w:t>
       </w:r>
       <w:proofErr w:type="spellStart"/>
       <w:r>
         <w:rPr>
           <w:sz w:val="16"/>
-        </w:rPr>
-        <w:t>calculate</w:t>
+          <w:lang w:val="en-US"/>
+        </w:rPr>
+        <w:t>IllegalArgumentException</w:t>
       </w:r>
       <w:proofErr w:type="spellEnd"/>
       <w:r>
         <w:rPr>
           <w:sz w:val="16"/>
-        </w:rPr>
-        <w:t>(</w:t>
-      </w:r>
-      <w:proofErr w:type="spellStart"/>
-      <w:r>
-        <w:rPr>
-          <w:sz w:val="16"/>
-        </w:rPr>
-        <w:t>double</w:t>
-      </w:r>
-      <w:proofErr w:type="spellEnd"/>
-      <w:r>
-        <w:rPr>
-          <w:sz w:val="16"/>
-        </w:rPr>
-        <w:t xml:space="preserve"> operand1, </w:t>
-      </w:r>
-      <w:proofErr w:type="spellStart"/>
-      <w:r>
-        <w:rPr>
-          <w:sz w:val="16"/>
-        </w:rPr>
-        <w:t>double</w:t>
-      </w:r>
-      <w:proofErr w:type="spellEnd"/>
-      <w:r>
-        <w:rPr>
-          <w:sz w:val="16"/>
-        </w:rPr>
-        <w:t xml:space="preserve"> operand2, </w:t>
-      </w:r>
-      <w:proofErr w:type="spellStart"/>
-      <w:r>
-        <w:rPr>
-          <w:sz w:val="16"/>
-        </w:rPr>
-        <w:t>String</w:t>
-      </w:r>
-      <w:proofErr w:type="spellEnd"/>
-      <w:r>
-        <w:rPr>
-          <w:sz w:val="16"/>
-        </w:rPr>
-        <w:t xml:space="preserve"> </w:t>
-      </w:r>
-      <w:proofErr w:type="spellStart"/>
-      <w:r>
-        <w:rPr>
-          <w:sz w:val="16"/>
-        </w:rPr>
-        <w:t>operator</w:t>
-      </w:r>
-      <w:proofErr w:type="spellEnd"/>
-      <w:r>
-        <w:rPr>
-          <w:sz w:val="16"/>
-        </w:rPr>
-        <w:t>) {</w:t>
-      </w:r>
-      <w:r>
-        <w:rPr>
-          <w:sz w:val="16"/>
-        </w:rPr>
-        <w:br/>
-        <w:t xml:space="preserve">        </w:t>
-      </w:r>
-      <w:proofErr w:type="spellStart"/>
-      <w:r>
-        <w:rPr>
-          <w:sz w:val="16"/>
-        </w:rPr>
-        <w:t>Operation</w:t>
-      </w:r>
-      <w:proofErr w:type="spellEnd"/>
-      <w:r>
-        <w:rPr>
-          <w:sz w:val="16"/>
-        </w:rPr>
-        <w:t xml:space="preserve"> </w:t>
-      </w:r>
-      <w:proofErr w:type="spellStart"/>
-      <w:r>
-        <w:rPr>
-          <w:sz w:val="16"/>
-        </w:rPr>
-        <w:t>operation</w:t>
-      </w:r>
-      <w:proofErr w:type="spellEnd"/>
-      <w:r>
-        <w:rPr>
-          <w:sz w:val="16"/>
-        </w:rPr>
-        <w:t xml:space="preserve"> = </w:t>
-      </w:r>
-      <w:proofErr w:type="spellStart"/>
-      <w:r>
-        <w:rPr>
-          <w:sz w:val="16"/>
-        </w:rPr>
-        <w:t>operations.get</w:t>
-      </w:r>
-      <w:proofErr w:type="spellEnd"/>
-      <w:r>
-        <w:rPr>
-          <w:sz w:val="16"/>
-        </w:rPr>
-        <w:t>(</w:t>
-      </w:r>
-      <w:proofErr w:type="spellStart"/>
-      <w:r>
-        <w:rPr>
-          <w:sz w:val="16"/>
-        </w:rPr>
-        <w:t>operator</w:t>
-      </w:r>
-      <w:proofErr w:type="spellEnd"/>
-      <w:r>
-        <w:rPr>
-          <w:sz w:val="16"/>
-        </w:rPr>
-        <w:t>);</w:t>
-      </w:r>
-      <w:r>
-        <w:rPr>
-          <w:sz w:val="16"/>
-        </w:rPr>
-        <w:br/>
-        <w:t xml:space="preserve">        </w:t>
-      </w:r>
-      <w:proofErr w:type="spellStart"/>
-      <w:r>
-        <w:rPr>
-          <w:sz w:val="16"/>
-        </w:rPr>
-        <w:t>if</w:t>
-      </w:r>
-      <w:proofErr w:type="spellEnd"/>
-      <w:r>
-        <w:rPr>
-          <w:sz w:val="16"/>
-        </w:rPr>
-        <w:t xml:space="preserve"> (</w:t>
-      </w:r>
-      <w:proofErr w:type="spellStart"/>
-      <w:r>
-        <w:rPr>
-          <w:sz w:val="16"/>
-        </w:rPr>
-        <w:t>operation</w:t>
-      </w:r>
-      <w:proofErr w:type="spellEnd"/>
-      <w:r>
-        <w:rPr>
-          <w:sz w:val="16"/>
-        </w:rPr>
-        <w:t xml:space="preserve"> == </w:t>
-      </w:r>
-      <w:proofErr w:type="spellStart"/>
-      <w:r>
-        <w:rPr>
-          <w:sz w:val="16"/>
-        </w:rPr>
-        <w:t>null</w:t>
-      </w:r>
-      <w:proofErr w:type="spellEnd"/>
-      <w:r>
-        <w:rPr>
-          <w:sz w:val="16"/>
-        </w:rPr>
-        <w:t>) {</w:t>
-      </w:r>
-      <w:r>
-        <w:rPr>
-          <w:sz w:val="16"/>
-        </w:rPr>
-        <w:br/>
-        <w:t xml:space="preserve">            </w:t>
-      </w:r>
-      <w:proofErr w:type="spellStart"/>
-      <w:r>
-        <w:rPr>
-          <w:sz w:val="16"/>
-        </w:rPr>
-        <w:t>throw</w:t>
-      </w:r>
-      <w:proofErr w:type="spellEnd"/>
-      <w:r>
-        <w:rPr>
-          <w:sz w:val="16"/>
-        </w:rPr>
-        <w:t xml:space="preserve"> </w:t>
-      </w:r>
-      <w:proofErr w:type="spellStart"/>
-      <w:r>
-        <w:rPr>
-          <w:sz w:val="16"/>
-        </w:rPr>
-        <w:t>new</w:t>
-      </w:r>
-      <w:proofErr w:type="spellEnd"/>
-      <w:r>
-        <w:rPr>
-          <w:sz w:val="16"/>
-        </w:rPr>
-        <w:t xml:space="preserve"> </w:t>
-      </w:r>
-      <w:proofErr w:type="spellStart"/>
-      <w:r>
-        <w:rPr>
-          <w:sz w:val="16"/>
-        </w:rPr>
-        <w:t>IllegalArgumentException</w:t>
-      </w:r>
-      <w:proofErr w:type="spellEnd"/>
-      <w:r>
-        <w:rPr>
-          <w:sz w:val="16"/>
-        </w:rPr>
-        <w:t>("</w:t>
-      </w:r>
-      <w:proofErr w:type="spellStart"/>
-      <w:r>
-        <w:rPr>
-          <w:sz w:val="16"/>
-        </w:rPr>
-        <w:t>Invalid</w:t>
-      </w:r>
-      <w:proofErr w:type="spellEnd"/>
-      <w:r>
-        <w:rPr>
-          <w:sz w:val="16"/>
-        </w:rPr>
-        <w:t xml:space="preserve"> </w:t>
-      </w:r>
-      <w:proofErr w:type="spellStart"/>
-      <w:r>
-        <w:rPr>
-          <w:sz w:val="16"/>
-        </w:rPr>
-        <w:t>operator</w:t>
-      </w:r>
-      <w:proofErr w:type="spellEnd"/>
-      <w:r>
-        <w:rPr>
-          <w:sz w:val="16"/>
-        </w:rPr>
-        <w:t xml:space="preserve">: " + </w:t>
-      </w:r>
-      <w:proofErr w:type="spellStart"/>
-      <w:r>
-        <w:rPr>
-          <w:sz w:val="16"/>
-        </w:rPr>
-        <w:t>operator</w:t>
-      </w:r>
-      <w:proofErr w:type="spellEnd"/>
-      <w:r>
-        <w:rPr>
-          <w:sz w:val="16"/>
-        </w:rPr>
-        <w:t>);</w:t>
-      </w:r>
-      <w:r>
-        <w:rPr>
-          <w:sz w:val="16"/>
+          <w:lang w:val="en-US"/>
+        </w:rPr>
+        <w:t>("Invalid operator: " + operator);</w:t>
+      </w:r>
+      <w:r>
+        <w:rPr>
+          <w:sz w:val="16"/>
+          <w:lang w:val="en-US"/>
         </w:rPr>
         <w:br/>
         <w:t xml:space="preserve">        }</w:t>
@@ -6427,41 +5123,31 @@
       <w:r>
         <w:rPr>
           <w:sz w:val="16"/>
+          <w:lang w:val="en-US"/>
         </w:rPr>
         <w:br/>
-        <w:t xml:space="preserve">        </w:t>
+        <w:t xml:space="preserve">        return </w:t>
       </w:r>
       <w:proofErr w:type="spellStart"/>
       <w:r>
         <w:rPr>
           <w:sz w:val="16"/>
-        </w:rPr>
-        <w:t>return</w:t>
+          <w:lang w:val="en-US"/>
+        </w:rPr>
+        <w:t>operation.execute</w:t>
       </w:r>
       <w:proofErr w:type="spellEnd"/>
       <w:r>
         <w:rPr>
           <w:sz w:val="16"/>
-        </w:rPr>
-        <w:t xml:space="preserve"> </w:t>
-      </w:r>
-      <w:proofErr w:type="spellStart"/>
-      <w:r>
-        <w:rPr>
-          <w:sz w:val="16"/>
-        </w:rPr>
-        <w:t>operation.execute</w:t>
-      </w:r>
-      <w:proofErr w:type="spellEnd"/>
-      <w:r>
-        <w:rPr>
-          <w:sz w:val="16"/>
+          <w:lang w:val="en-US"/>
         </w:rPr>
         <w:t>(operand1, operand2);</w:t>
       </w:r>
       <w:r>
         <w:rPr>
           <w:sz w:val="16"/>
+          <w:lang w:val="en-US"/>
         </w:rPr>
         <w:br/>
         <w:t xml:space="preserve">    }</w:t>
@@ -6469,6 +5155,7 @@
       <w:r>
         <w:rPr>
           <w:sz w:val="16"/>
+          <w:lang w:val="en-US"/>
         </w:rPr>
         <w:br/>
         <w:t>}</w:t>
@@ -8116,9 +6803,10 @@
       <w:r>
         <w:rPr>
           <w:rFonts w:ascii="Times New Roman" w:hAnsi="Times New Roman"/>
+          <w:noProof/>
           <w:sz w:val="28"/>
           <w:szCs w:val="28"/>
-          <w:lang w:val="en-US"/>
+          <w:lang w:eastAsia="ru-RU"/>
         </w:rPr>
         <w:lastRenderedPageBreak/>
         <w:drawing>
@@ -8234,7 +6922,25 @@
           <w:sz w:val="28"/>
           <w:szCs w:val="28"/>
         </w:rPr>
-        <w:t>для валидатора паролей с достижением максимального покрытия код</w:t>
+        <w:t xml:space="preserve">для </w:t>
+      </w:r>
+      <w:r>
+        <w:rPr>
+          <w:rFonts w:ascii="Times New Roman" w:hAnsi="Times New Roman"/>
+          <w:sz w:val="28"/>
+          <w:szCs w:val="28"/>
+        </w:rPr>
+        <w:t xml:space="preserve">калькулятора </w:t>
+      </w:r>
+      <w:bookmarkStart w:id="0" w:name="_GoBack"/>
+      <w:bookmarkEnd w:id="0"/>
+      <w:r>
+        <w:rPr>
+          <w:rFonts w:ascii="Times New Roman" w:hAnsi="Times New Roman"/>
+          <w:sz w:val="28"/>
+          <w:szCs w:val="28"/>
+        </w:rPr>
+        <w:t>с достижением максимального покрытия код</w:t>
       </w:r>
       <w:r>
         <w:rPr>
